--- a/MABAIZ dan KUTTAB wisuda penyewaan tempat LAN RI.docx
+++ b/MABAIZ dan KUTTAB wisuda penyewaan tempat LAN RI.docx
@@ -1,6 +1,6 @@
 
 <file path=word/document.xml><?xml version="1.0" encoding="utf-8"?>
-<w:document xmlns:wpc="http://schemas.microsoft.com/office/word/2010/wordprocessingCanvas" xmlns:mc="http://schemas.openxmlformats.org/markup-compatibility/2006" xmlns:o="urn:schemas-microsoft-com:office:office" xmlns:r="http://schemas.openxmlformats.org/officeDocument/2006/relationships" xmlns:m="http://schemas.openxmlformats.org/officeDocument/2006/math" xmlns:v="urn:schemas-microsoft-com:vml" xmlns:wp14="http://schemas.microsoft.com/office/word/2010/wordprocessingDrawing" xmlns:wp="http://schemas.openxmlformats.org/drawingml/2006/wordprocessingDrawing" xmlns:w="http://schemas.openxmlformats.org/wordprocessingml/2006/main" xmlns:w14="http://schemas.microsoft.com/office/word/2010/wordml" xmlns:w10="urn:schemas-microsoft-com:office:word" xmlns:w15="http://schemas.microsoft.com/office/word/2012/wordml" xmlns:wpg="http://schemas.microsoft.com/office/word/2010/wordprocessingGroup" xmlns:wpi="http://schemas.microsoft.com/office/word/2010/wordprocessingInk" xmlns:wne="http://schemas.microsoft.com/office/word/2006/wordml" xmlns:wps="http://schemas.microsoft.com/office/word/2010/wordprocessingShape" xmlns:wpsCustomData="http://www.wps.cn/officeDocument/2013/wpsCustomData" mc:Ignorable="w14 w15 wp14">
+<w:document xmlns:wpc="http://schemas.microsoft.com/office/word/2010/wordprocessingCanvas" xmlns:cx="http://schemas.microsoft.com/office/drawing/2014/chartex" xmlns:cx1="http://schemas.microsoft.com/office/drawing/2015/9/8/chartex" xmlns:cx2="http://schemas.microsoft.com/office/drawing/2015/10/21/chartex" xmlns:cx3="http://schemas.microsoft.com/office/drawing/2016/5/9/chartex" xmlns:cx4="http://schemas.microsoft.com/office/drawing/2016/5/10/chartex" xmlns:cx5="http://schemas.microsoft.com/office/drawing/2016/5/11/chartex" xmlns:cx6="http://schemas.microsoft.com/office/drawing/2016/5/12/chartex" xmlns:cx7="http://schemas.microsoft.com/office/drawing/2016/5/13/chartex" xmlns:cx8="http://schemas.microsoft.com/office/drawing/2016/5/14/chartex" xmlns:mc="http://schemas.openxmlformats.org/markup-compatibility/2006" xmlns:aink="http://schemas.microsoft.com/office/drawing/2016/ink" xmlns:am3d="http://schemas.microsoft.com/office/drawing/2017/model3d" xmlns:o="urn:schemas-microsoft-com:office:office" xmlns:r="http://schemas.openxmlformats.org/officeDocument/2006/relationships" xmlns:m="http://schemas.openxmlformats.org/officeDocument/2006/math" xmlns:v="urn:schemas-microsoft-com:vml" xmlns:wp14="http://schemas.microsoft.com/office/word/2010/wordprocessingDrawing" xmlns:wp="http://schemas.openxmlformats.org/drawingml/2006/wordprocessingDrawing" xmlns:w10="urn:schemas-microsoft-com:office:word" xmlns:w="http://schemas.openxmlformats.org/wordprocessingml/2006/main" xmlns:w14="http://schemas.microsoft.com/office/word/2010/wordml" xmlns:w15="http://schemas.microsoft.com/office/word/2012/wordml" xmlns:w16cex="http://schemas.microsoft.com/office/word/2018/wordml/cex" xmlns:w16cid="http://schemas.microsoft.com/office/word/2016/wordml/cid" xmlns:w16="http://schemas.microsoft.com/office/word/2018/wordml" xmlns:w16sdtdh="http://schemas.microsoft.com/office/word/2020/wordml/sdtdatahash" xmlns:w16se="http://schemas.microsoft.com/office/word/2015/wordml/symex" xmlns:wpg="http://schemas.microsoft.com/office/word/2010/wordprocessingGroup" xmlns:wpi="http://schemas.microsoft.com/office/word/2010/wordprocessingInk" xmlns:wne="http://schemas.microsoft.com/office/word/2006/wordml" xmlns:wps="http://schemas.microsoft.com/office/word/2010/wordprocessingShape" mc:Ignorable="w14 w15 w16se w16cid w16 w16cex w16sdtdh wp14">
   <w:body>
     <w:p>
       <w:pPr>
@@ -17,8 +17,11 @@
         </w:rPr>
       </w:pPr>
       <w:r>
+        <w:rPr>
+          <w:noProof/>
+        </w:rPr>
         <w:drawing>
-          <wp:anchor distT="0" distB="0" distL="114300" distR="114300" simplePos="0" relativeHeight="251660288" behindDoc="1" locked="0" layoutInCell="1" allowOverlap="1">
+          <wp:anchor distT="0" distB="0" distL="114300" distR="114300" simplePos="0" relativeHeight="251660288" behindDoc="1" locked="0" layoutInCell="1" allowOverlap="1" wp14:anchorId="705AD909" wp14:editId="68451106">
             <wp:simplePos x="0" y="0"/>
             <wp:positionH relativeFrom="margin">
               <wp:align>left</wp:align>
@@ -43,7 +46,7 @@
                     </pic:cNvPicPr>
                   </pic:nvPicPr>
                   <pic:blipFill>
-                    <a:blip r:embed="rId7" cstate="print">
+                    <a:blip r:embed="rId8" cstate="print">
                       <a:extLst>
                         <a:ext uri="{28A0092B-C50C-407E-A947-70E740481C1C}">
                           <a14:useLocalDpi xmlns:a14="http://schemas.microsoft.com/office/drawing/2010/main" val="0"/>
@@ -83,15 +86,6 @@
           <w:szCs w:val="28"/>
         </w:rPr>
         <w:tab/>
-      </w:r>
-      <w:r>
-        <w:rPr>
-          <w:rFonts w:asciiTheme="majorHAnsi" w:hAnsiTheme="majorHAnsi" w:cstheme="majorBidi"/>
-          <w:b/>
-          <w:bCs/>
-          <w:sz w:val="28"/>
-          <w:szCs w:val="28"/>
-        </w:rPr>
         <w:t xml:space="preserve">PANITIA PELAKSANA </w:t>
       </w:r>
     </w:p>
@@ -152,16 +146,6 @@
           <w:szCs w:val="28"/>
         </w:rPr>
         <w:tab/>
-      </w:r>
-      <w:r>
-        <w:rPr>
-          <w:rFonts w:asciiTheme="majorHAnsi" w:hAnsiTheme="majorHAnsi" w:cstheme="majorBidi"/>
-          <w:b/>
-          <w:bCs/>
-          <w:color w:val="00B0F0"/>
-          <w:sz w:val="28"/>
-          <w:szCs w:val="28"/>
-        </w:rPr>
         <w:t xml:space="preserve"> KUTTAB DAN MADRASAH BAITUL IZZAH </w:t>
       </w:r>
     </w:p>
@@ -188,15 +172,6 @@
           <w:szCs w:val="28"/>
         </w:rPr>
         <w:tab/>
-      </w:r>
-      <w:r>
-        <w:rPr>
-          <w:rFonts w:asciiTheme="majorHAnsi" w:hAnsiTheme="majorHAnsi" w:cstheme="majorBidi"/>
-          <w:b/>
-          <w:bCs/>
-          <w:sz w:val="28"/>
-          <w:szCs w:val="28"/>
-        </w:rPr>
         <w:t>KOTA SAMARINDA</w:t>
       </w:r>
     </w:p>
@@ -240,6 +215,7 @@
       <w:r>
         <w:rPr>
           <w:rFonts w:asciiTheme="majorHAnsi" w:hAnsiTheme="majorHAnsi" w:cstheme="majorBidi"/>
+          <w:noProof/>
           <w:sz w:val="28"/>
           <w:szCs w:val="28"/>
           <w14:ligatures w14:val="standardContextual"/>
@@ -247,7 +223,7 @@
         <mc:AlternateContent>
           <mc:Choice Requires="wps">
             <w:drawing>
-              <wp:anchor distT="0" distB="0" distL="114300" distR="114300" simplePos="0" relativeHeight="251659264" behindDoc="0" locked="0" layoutInCell="1" allowOverlap="1">
+              <wp:anchor distT="0" distB="0" distL="114300" distR="114300" simplePos="0" relativeHeight="251659264" behindDoc="0" locked="0" layoutInCell="1" allowOverlap="1" wp14:anchorId="3CAAFC9B" wp14:editId="06A98F98">
                 <wp:simplePos x="0" y="0"/>
                 <wp:positionH relativeFrom="column">
                   <wp:posOffset>7620</wp:posOffset>
@@ -299,7 +275,7 @@
               </wp:anchor>
             </w:drawing>
           </mc:Choice>
-          <mc:Fallback>
+          <mc:Fallback xmlns:wpsCustomData="http://www.wps.cn/officeDocument/2013/wpsCustomData">
             <w:pict>
               <v:line id="Straight Connector 3" o:spid="_x0000_s1026" o:spt="20" style="position:absolute;left:0pt;margin-left:0.6pt;margin-top:1.95pt;height:0pt;width:511.5pt;z-index:251659264;mso-width-relative:page;mso-height-relative:page;" filled="f" stroked="t" coordsize="21600,21600" o:gfxdata="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">
                 <v:fill on="f" focussize="0,0"/>
@@ -342,13 +318,6 @@
           <w:szCs w:val="24"/>
         </w:rPr>
         <w:tab/>
-      </w:r>
-      <w:r>
-        <w:rPr>
-          <w:rFonts w:asciiTheme="majorHAnsi" w:hAnsiTheme="majorHAnsi" w:cstheme="majorBidi"/>
-          <w:sz w:val="24"/>
-          <w:szCs w:val="24"/>
-        </w:rPr>
         <w:t>:</w:t>
       </w:r>
       <w:r>
@@ -416,13 +385,6 @@
           <w:szCs w:val="24"/>
         </w:rPr>
         <w:tab/>
-      </w:r>
-      <w:r>
-        <w:rPr>
-          <w:rFonts w:asciiTheme="majorHAnsi" w:hAnsiTheme="majorHAnsi" w:cstheme="majorBidi"/>
-          <w:sz w:val="24"/>
-          <w:szCs w:val="24"/>
-        </w:rPr>
         <w:t>:</w:t>
       </w:r>
       <w:r>
@@ -432,13 +394,6 @@
           <w:szCs w:val="24"/>
         </w:rPr>
         <w:tab/>
-      </w:r>
-      <w:r>
-        <w:rPr>
-          <w:rFonts w:asciiTheme="majorHAnsi" w:hAnsiTheme="majorHAnsi" w:cstheme="majorBidi"/>
-          <w:sz w:val="24"/>
-          <w:szCs w:val="24"/>
-        </w:rPr>
         <w:t>-</w:t>
       </w:r>
       <w:r>
@@ -448,13 +403,6 @@
           <w:szCs w:val="24"/>
         </w:rPr>
         <w:tab/>
-      </w:r>
-      <w:r>
-        <w:rPr>
-          <w:rFonts w:asciiTheme="majorHAnsi" w:hAnsiTheme="majorHAnsi" w:cstheme="majorBidi"/>
-          <w:sz w:val="24"/>
-          <w:szCs w:val="24"/>
-        </w:rPr>
         <w:t>3 Zulqo’dah 1446 H</w:t>
       </w:r>
     </w:p>
@@ -488,13 +436,6 @@
           <w:szCs w:val="24"/>
         </w:rPr>
         <w:tab/>
-      </w:r>
-      <w:r>
-        <w:rPr>
-          <w:rFonts w:asciiTheme="majorHAnsi" w:hAnsiTheme="majorHAnsi" w:cstheme="majorBidi"/>
-          <w:sz w:val="24"/>
-          <w:szCs w:val="24"/>
-        </w:rPr>
         <w:t>:</w:t>
       </w:r>
       <w:r>
@@ -585,7 +526,6 @@
           <w:bCs/>
           <w:sz w:val="24"/>
           <w:szCs w:val="24"/>
-          <w:rtl/>
         </w:rPr>
       </w:pPr>
       <w:r>
@@ -609,44 +549,25 @@
         <w:jc w:val="both"/>
         <w:rPr>
           <w:rFonts w:asciiTheme="majorHAnsi" w:hAnsiTheme="majorHAnsi" w:cstheme="majorBidi"/>
-          <w:b/>
-          <w:bCs/>
-          <w:sz w:val="24"/>
-          <w:szCs w:val="24"/>
-        </w:rPr>
-      </w:pPr>
-      <w:r>
-        <w:rPr>
-          <w:rFonts w:asciiTheme="majorHAnsi" w:hAnsiTheme="majorHAnsi" w:cstheme="majorBidi"/>
-          <w:b/>
-          <w:bCs/>
-          <w:sz w:val="24"/>
-          <w:szCs w:val="24"/>
-        </w:rPr>
-        <w:t>Cq. Bendahara Penerima</w:t>
-      </w:r>
-    </w:p>
-    <w:p>
-      <w:pPr>
-        <w:tabs>
-          <w:tab w:val="left" w:pos="1134"/>
-          <w:tab w:val="left" w:pos="1418"/>
-        </w:tabs>
-        <w:spacing w:after="0"/>
-        <w:jc w:val="both"/>
-        <w:rPr>
-          <w:rFonts w:asciiTheme="majorHAnsi" w:hAnsiTheme="majorHAnsi" w:cstheme="majorBidi"/>
-          <w:sz w:val="24"/>
-          <w:szCs w:val="24"/>
-        </w:rPr>
-      </w:pPr>
-      <w:r>
-        <w:rPr>
-          <w:rFonts w:asciiTheme="majorHAnsi" w:hAnsiTheme="majorHAnsi" w:cstheme="majorBidi"/>
-          <w:sz w:val="24"/>
-          <w:szCs w:val="24"/>
-        </w:rPr>
-        <w:t>Di   -</w:t>
+          <w:sz w:val="24"/>
+          <w:szCs w:val="24"/>
+        </w:rPr>
+      </w:pPr>
+      <w:r>
+        <w:rPr>
+          <w:rFonts w:asciiTheme="majorHAnsi" w:hAnsiTheme="majorHAnsi" w:cstheme="majorBidi"/>
+          <w:sz w:val="24"/>
+          <w:szCs w:val="24"/>
+        </w:rPr>
+        <w:t>D</w:t>
+      </w:r>
+      <w:r>
+        <w:rPr>
+          <w:rFonts w:asciiTheme="majorHAnsi" w:hAnsiTheme="majorHAnsi" w:cstheme="majorBidi"/>
+          <w:sz w:val="24"/>
+          <w:szCs w:val="24"/>
+        </w:rPr>
+        <w:t>i   -</w:t>
       </w:r>
     </w:p>
     <w:p>
@@ -697,7 +618,7 @@
         <w:spacing w:after="0"/>
         <w:jc w:val="center"/>
         <w:rPr>
-          <w:rFonts w:cs="Traditional Arabic" w:asciiTheme="majorHAnsi" w:hAnsiTheme="majorHAnsi"/>
+          <w:rFonts w:asciiTheme="majorHAnsi" w:hAnsiTheme="majorHAnsi" w:cs="Traditional Arabic"/>
           <w:sz w:val="24"/>
           <w:szCs w:val="24"/>
           <w:rtl/>
@@ -705,7 +626,7 @@
       </w:pPr>
       <w:r>
         <w:rPr>
-          <w:rFonts w:cs="Traditional Arabic" w:asciiTheme="majorHAnsi" w:hAnsiTheme="majorHAnsi"/>
+          <w:rFonts w:asciiTheme="majorHAnsi" w:hAnsiTheme="majorHAnsi" w:cs="Traditional Arabic"/>
           <w:sz w:val="24"/>
           <w:szCs w:val="24"/>
           <w:rtl/>
@@ -723,7 +644,7 @@
         <w:spacing w:after="0"/>
         <w:jc w:val="right"/>
         <w:rPr>
-          <w:rFonts w:cs="Traditional Arabic" w:asciiTheme="majorHAnsi" w:hAnsiTheme="majorHAnsi"/>
+          <w:rFonts w:asciiTheme="majorHAnsi" w:hAnsiTheme="majorHAnsi" w:cs="Traditional Arabic"/>
           <w:sz w:val="24"/>
           <w:szCs w:val="24"/>
           <w:rtl/>
@@ -731,12 +652,21 @@
       </w:pPr>
       <w:r>
         <w:rPr>
-          <w:rFonts w:cs="Traditional Arabic" w:asciiTheme="majorHAnsi" w:hAnsiTheme="majorHAnsi"/>
+          <w:rFonts w:asciiTheme="majorHAnsi" w:hAnsiTheme="majorHAnsi" w:cs="Traditional Arabic"/>
           <w:sz w:val="24"/>
           <w:szCs w:val="24"/>
           <w:rtl/>
         </w:rPr>
-        <w:t>ألسلام عليكم ورحمة الله وبركاته</w:t>
+        <w:t xml:space="preserve">ألسلام عليكم </w:t>
+      </w:r>
+      <w:r>
+        <w:rPr>
+          <w:rFonts w:asciiTheme="majorHAnsi" w:hAnsiTheme="majorHAnsi" w:cs="Traditional Arabic"/>
+          <w:sz w:val="24"/>
+          <w:szCs w:val="24"/>
+          <w:rtl/>
+        </w:rPr>
+        <w:t>ورحمة الله وبركاته</w:t>
       </w:r>
     </w:p>
     <w:p>
@@ -830,24 +760,29 @@
           <w:sz w:val="24"/>
           <w:szCs w:val="24"/>
         </w:rPr>
-        <w:t xml:space="preserve">Sehubungan dengan diadakannya acara pelepasan dan perpisahan santri kelas enam (sadisah) Kuttab Baitul Izzah dan santri kelas tiga (tsalisah) Madrasah Al Quran Baitul Izzah Samarinda tahun ajaran 2024/2025, maka bersama bermaksud untuk menyewa </w:t>
-      </w:r>
-      <w:r>
-        <w:rPr>
-          <w:rFonts w:asciiTheme="majorHAnsi" w:hAnsiTheme="majorHAnsi" w:cstheme="majorBidi"/>
-          <w:sz w:val="24"/>
-          <w:szCs w:val="24"/>
-          <w:highlight w:val="none"/>
+        <w:t>Sehubungan dengan diadakannya acara pelepasan dan perpisahan santri</w:t>
+      </w:r>
+      <w:r>
+        <w:rPr>
+          <w:rFonts w:asciiTheme="majorHAnsi" w:hAnsiTheme="majorHAnsi" w:cstheme="majorBidi"/>
+          <w:sz w:val="24"/>
+          <w:szCs w:val="24"/>
+        </w:rPr>
+        <w:t xml:space="preserve"> kelas enam (sadisah) Kuttab Baitul Izzah dan santri kelas tiga (tsalisah) Madrasah Al Quran Baitul Izzah Samarinda tahun ajaran 2024/2025, maka bersama bermaksud untuk menyewa </w:t>
+      </w:r>
+      <w:r>
+        <w:rPr>
+          <w:rFonts w:asciiTheme="majorHAnsi" w:hAnsiTheme="majorHAnsi" w:cstheme="majorBidi"/>
+          <w:sz w:val="24"/>
+          <w:szCs w:val="24"/>
         </w:rPr>
         <w:t>Ruang</w:t>
       </w:r>
       <w:r>
         <w:rPr>
-          <w:rFonts w:hint="default" w:asciiTheme="majorHAnsi" w:hAnsiTheme="majorHAnsi" w:cstheme="majorBidi"/>
-          <w:sz w:val="24"/>
-          <w:szCs w:val="24"/>
-          <w:highlight w:val="none"/>
-          <w:lang w:val="en-US"/>
+          <w:rFonts w:asciiTheme="majorHAnsi" w:hAnsiTheme="majorHAnsi" w:cstheme="majorBidi"/>
+          <w:sz w:val="24"/>
+          <w:szCs w:val="24"/>
         </w:rPr>
         <w:t xml:space="preserve"> Auditorium</w:t>
       </w:r>
@@ -906,13 +841,6 @@
           <w:szCs w:val="24"/>
         </w:rPr>
         <w:tab/>
-      </w:r>
-      <w:r>
-        <w:rPr>
-          <w:rFonts w:asciiTheme="majorHAnsi" w:hAnsiTheme="majorHAnsi" w:cstheme="majorBidi"/>
-          <w:sz w:val="24"/>
-          <w:szCs w:val="24"/>
-        </w:rPr>
         <w:t>:</w:t>
       </w:r>
       <w:r>
@@ -922,18 +850,11 @@
           <w:szCs w:val="24"/>
         </w:rPr>
         <w:tab/>
-      </w:r>
-      <w:r>
-        <w:rPr>
-          <w:rFonts w:asciiTheme="majorHAnsi" w:hAnsiTheme="majorHAnsi" w:cstheme="majorBidi"/>
-          <w:sz w:val="24"/>
-          <w:szCs w:val="24"/>
-        </w:rPr>
         <w:t>Sabtu, 1</w:t>
       </w:r>
       <w:r>
         <w:rPr>
-          <w:rFonts w:hint="cs" w:asciiTheme="majorHAnsi" w:hAnsiTheme="majorHAnsi" w:cstheme="majorBidi"/>
+          <w:rFonts w:asciiTheme="majorHAnsi" w:hAnsiTheme="majorHAnsi" w:cstheme="majorBidi" w:hint="cs"/>
           <w:sz w:val="24"/>
           <w:szCs w:val="24"/>
           <w:rtl/>
@@ -950,7 +871,7 @@
       </w:r>
       <w:r>
         <w:rPr>
-          <w:rFonts w:hint="cs" w:asciiTheme="majorHAnsi" w:hAnsiTheme="majorHAnsi" w:cstheme="majorBidi"/>
+          <w:rFonts w:asciiTheme="majorHAnsi" w:hAnsiTheme="majorHAnsi" w:cstheme="majorBidi" w:hint="cs"/>
           <w:sz w:val="24"/>
           <w:szCs w:val="24"/>
           <w:rtl/>
@@ -996,13 +917,6 @@
           <w:szCs w:val="24"/>
         </w:rPr>
         <w:tab/>
-      </w:r>
-      <w:r>
-        <w:rPr>
-          <w:rFonts w:asciiTheme="majorHAnsi" w:hAnsiTheme="majorHAnsi" w:cstheme="majorBidi"/>
-          <w:sz w:val="24"/>
-          <w:szCs w:val="24"/>
-        </w:rPr>
         <w:t>:</w:t>
       </w:r>
       <w:r>
@@ -1012,13 +926,6 @@
           <w:szCs w:val="24"/>
         </w:rPr>
         <w:tab/>
-      </w:r>
-      <w:r>
-        <w:rPr>
-          <w:rFonts w:asciiTheme="majorHAnsi" w:hAnsiTheme="majorHAnsi" w:cstheme="majorBidi"/>
-          <w:sz w:val="24"/>
-          <w:szCs w:val="24"/>
-        </w:rPr>
         <w:t>07.00 WITA s/d Selesai</w:t>
       </w:r>
     </w:p>
@@ -1053,13 +960,6 @@
           <w:szCs w:val="24"/>
         </w:rPr>
         <w:tab/>
-      </w:r>
-      <w:r>
-        <w:rPr>
-          <w:rFonts w:asciiTheme="majorHAnsi" w:hAnsiTheme="majorHAnsi" w:cstheme="majorBidi"/>
-          <w:sz w:val="24"/>
-          <w:szCs w:val="24"/>
-        </w:rPr>
         <w:t>:</w:t>
       </w:r>
       <w:r>
@@ -1069,13 +969,6 @@
           <w:szCs w:val="24"/>
         </w:rPr>
         <w:tab/>
-      </w:r>
-      <w:r>
-        <w:rPr>
-          <w:rFonts w:asciiTheme="majorHAnsi" w:hAnsiTheme="majorHAnsi" w:cstheme="majorBidi"/>
-          <w:sz w:val="24"/>
-          <w:szCs w:val="24"/>
-        </w:rPr>
         <w:t>Perpisahan dan Pelepasan Santri Kuttab dan Madrasah Al Quran Baitul Izzah Samarinda</w:t>
       </w:r>
     </w:p>
@@ -1105,26 +998,32 @@
         <w:spacing w:after="0"/>
         <w:jc w:val="both"/>
         <w:rPr>
-          <w:rFonts w:hint="cs" w:asciiTheme="majorHAnsi" w:hAnsiTheme="majorHAnsi" w:cstheme="majorBidi"/>
-          <w:sz w:val="24"/>
-          <w:szCs w:val="24"/>
-          <w:lang w:bidi="ar-SA"/>
-        </w:rPr>
-      </w:pPr>
-      <w:r>
-        <w:rPr>
-          <w:rFonts w:asciiTheme="majorHAnsi" w:hAnsiTheme="majorHAnsi" w:cstheme="majorBidi"/>
-          <w:sz w:val="24"/>
-          <w:szCs w:val="24"/>
-        </w:rPr>
-        <w:t xml:space="preserve">Adapun mengenai syarat-syarat penyewaan </w:t>
-      </w:r>
-      <w:r>
-        <w:rPr>
-          <w:rFonts w:asciiTheme="majorHAnsi" w:hAnsiTheme="majorHAnsi" w:cstheme="majorBidi"/>
-          <w:sz w:val="24"/>
-          <w:szCs w:val="24"/>
-          <w:highlight w:val="none"/>
+          <w:rFonts w:asciiTheme="majorHAnsi" w:hAnsiTheme="majorHAnsi" w:cstheme="majorBidi"/>
+          <w:sz w:val="24"/>
+          <w:szCs w:val="24"/>
+        </w:rPr>
+      </w:pPr>
+      <w:r>
+        <w:rPr>
+          <w:rFonts w:asciiTheme="majorHAnsi" w:hAnsiTheme="majorHAnsi" w:cstheme="majorBidi"/>
+          <w:sz w:val="24"/>
+          <w:szCs w:val="24"/>
+        </w:rPr>
+        <w:t>Adapu</w:t>
+      </w:r>
+      <w:r>
+        <w:rPr>
+          <w:rFonts w:asciiTheme="majorHAnsi" w:hAnsiTheme="majorHAnsi" w:cstheme="majorBidi"/>
+          <w:sz w:val="24"/>
+          <w:szCs w:val="24"/>
+        </w:rPr>
+        <w:t xml:space="preserve">n mengenai syarat-syarat penyewaan </w:t>
+      </w:r>
+      <w:r>
+        <w:rPr>
+          <w:rFonts w:asciiTheme="majorHAnsi" w:hAnsiTheme="majorHAnsi" w:cstheme="majorBidi"/>
+          <w:sz w:val="24"/>
+          <w:szCs w:val="24"/>
         </w:rPr>
         <w:t xml:space="preserve">ruangan </w:t>
       </w:r>
@@ -1134,17 +1033,7 @@
           <w:sz w:val="24"/>
           <w:szCs w:val="24"/>
         </w:rPr>
-        <w:t xml:space="preserve">tersebut, dapat diinformasikan kepada kami untuk dapat kami </w:t>
-      </w:r>
-      <w:bookmarkStart w:id="0" w:name="_GoBack"/>
-      <w:bookmarkEnd w:id="0"/>
-      <w:r>
-        <w:rPr>
-          <w:rFonts w:asciiTheme="majorHAnsi" w:hAnsiTheme="majorHAnsi" w:cstheme="majorBidi"/>
-          <w:sz w:val="24"/>
-          <w:szCs w:val="24"/>
-        </w:rPr>
-        <w:t>penuhi.</w:t>
+        <w:t>tersebut, dapat diinformasikan kepada kami untuk dapat kami penuhi.</w:t>
       </w:r>
     </w:p>
     <w:p>
@@ -1186,7 +1075,15 @@
           <w:sz w:val="24"/>
           <w:szCs w:val="24"/>
         </w:rPr>
-        <w:t xml:space="preserve">Demikian surat permohonan izin ini kami sampaikan, besar harapan kami agar Bapak/Ibu berkenan menyetujui permohonan ini. Atas perhatiannya kami ucapkan terima kasih. </w:t>
+        <w:t xml:space="preserve">Demikian surat permohonan izin ini kami sampaikan, besar harapan kami agar Bapak/Ibu berkenan menyetujui permohonan ini. Atas perhatiannya kami </w:t>
+      </w:r>
+      <w:r>
+        <w:rPr>
+          <w:rFonts w:asciiTheme="majorHAnsi" w:hAnsiTheme="majorHAnsi" w:cstheme="majorBidi"/>
+          <w:sz w:val="24"/>
+          <w:szCs w:val="24"/>
+        </w:rPr>
+        <w:t xml:space="preserve">ucapkan terima kasih. </w:t>
       </w:r>
     </w:p>
     <w:p>
@@ -1199,7 +1096,7 @@
         <w:spacing w:after="0"/>
         <w:jc w:val="right"/>
         <w:rPr>
-          <w:rFonts w:cs="Traditional Arabic" w:asciiTheme="majorHAnsi" w:hAnsiTheme="majorHAnsi"/>
+          <w:rFonts w:asciiTheme="majorHAnsi" w:hAnsiTheme="majorHAnsi" w:cs="Traditional Arabic"/>
           <w:sz w:val="24"/>
           <w:szCs w:val="24"/>
           <w:rtl/>
@@ -1207,7 +1104,7 @@
       </w:pPr>
       <w:r>
         <w:rPr>
-          <w:rFonts w:cs="Traditional Arabic" w:asciiTheme="majorHAnsi" w:hAnsiTheme="majorHAnsi"/>
+          <w:rFonts w:asciiTheme="majorHAnsi" w:hAnsiTheme="majorHAnsi" w:cs="Traditional Arabic"/>
           <w:sz w:val="24"/>
           <w:szCs w:val="24"/>
           <w:rtl/>
@@ -1279,8 +1176,11 @@
         </w:rPr>
       </w:pPr>
       <w:r>
+        <w:rPr>
+          <w:noProof/>
+        </w:rPr>
         <w:drawing>
-          <wp:anchor distT="0" distB="0" distL="114300" distR="114300" simplePos="0" relativeHeight="251664384" behindDoc="0" locked="0" layoutInCell="1" allowOverlap="1">
+          <wp:anchor distT="0" distB="0" distL="114300" distR="114300" simplePos="0" relativeHeight="251664384" behindDoc="0" locked="0" layoutInCell="1" allowOverlap="1" wp14:anchorId="31F6600F" wp14:editId="53CFEEDF">
             <wp:simplePos x="0" y="0"/>
             <wp:positionH relativeFrom="margin">
               <wp:posOffset>4608195</wp:posOffset>
@@ -1305,7 +1205,7 @@
                     </pic:cNvPicPr>
                   </pic:nvPicPr>
                   <pic:blipFill>
-                    <a:blip r:embed="rId8" cstate="print">
+                    <a:blip r:embed="rId9" cstate="print">
                       <a:extLst>
                         <a:ext uri="{28A0092B-C50C-407E-A947-70E740481C1C}">
                           <a14:useLocalDpi xmlns:a14="http://schemas.microsoft.com/office/drawing/2010/main" val="0"/>
@@ -1353,13 +1253,13 @@
       </w:pPr>
       <w:r>
         <w:rPr>
-          <w:rFonts w:hint="cs" w:asciiTheme="majorHAnsi" w:hAnsiTheme="majorHAnsi" w:cstheme="majorBidi"/>
-          <w:sz w:val="24"/>
-          <w:szCs w:val="24"/>
-          <w:lang w:bidi="ar-SA"/>
+          <w:rFonts w:asciiTheme="majorHAnsi" w:hAnsiTheme="majorHAnsi" w:cstheme="majorBidi" w:hint="cs"/>
+          <w:noProof/>
+          <w:sz w:val="24"/>
+          <w:szCs w:val="24"/>
         </w:rPr>
         <w:drawing>
-          <wp:anchor distT="0" distB="0" distL="114300" distR="114300" simplePos="0" relativeHeight="251665408" behindDoc="0" locked="0" layoutInCell="1" allowOverlap="1">
+          <wp:anchor distT="0" distB="0" distL="114300" distR="114300" simplePos="0" relativeHeight="251665408" behindDoc="0" locked="0" layoutInCell="1" allowOverlap="1" wp14:anchorId="6B0BCF87" wp14:editId="3F256B2C">
             <wp:simplePos x="0" y="0"/>
             <wp:positionH relativeFrom="column">
               <wp:posOffset>-66675</wp:posOffset>
@@ -1384,7 +1284,7 @@
                     </pic:cNvPicPr>
                   </pic:nvPicPr>
                   <pic:blipFill>
-                    <a:blip r:embed="rId9"/>
+                    <a:blip r:embed="rId10"/>
                     <a:stretch>
                       <a:fillRect/>
                     </a:stretch>
@@ -1405,8 +1305,11 @@
         </w:drawing>
       </w:r>
       <w:r>
+        <w:rPr>
+          <w:noProof/>
+        </w:rPr>
         <w:drawing>
-          <wp:anchor distT="0" distB="0" distL="114300" distR="114300" simplePos="0" relativeHeight="251661312" behindDoc="1" locked="0" layoutInCell="1" allowOverlap="1">
+          <wp:anchor distT="0" distB="0" distL="114300" distR="114300" simplePos="0" relativeHeight="251661312" behindDoc="1" locked="0" layoutInCell="1" allowOverlap="1" wp14:anchorId="198D5E03" wp14:editId="5F5C6990">
             <wp:simplePos x="0" y="0"/>
             <wp:positionH relativeFrom="margin">
               <wp:posOffset>0</wp:posOffset>
@@ -1431,7 +1334,7 @@
                     </pic:cNvPicPr>
                   </pic:nvPicPr>
                   <pic:blipFill>
-                    <a:blip r:embed="rId10" cstate="print">
+                    <a:blip r:embed="rId11" cstate="print">
                       <a:duotone>
                         <a:schemeClr val="accent6">
                           <a:shade val="45000"/>
@@ -1442,7 +1345,7 @@
                       <a:extLst>
                         <a:ext uri="{BEBA8EAE-BF5A-486C-A8C5-ECC9F3942E4B}">
                           <a14:imgProps xmlns:a14="http://schemas.microsoft.com/office/drawing/2010/main">
-                            <a14:imgLayer r:embed="rId11">
+                            <a14:imgLayer r:embed="rId12">
                               <a14:imgEffect>
                                 <a14:brightnessContrast bright="20000"/>
                               </a14:imgEffect>
@@ -1485,13 +1388,6 @@
           <w:szCs w:val="24"/>
         </w:rPr>
         <w:tab/>
-      </w:r>
-      <w:r>
-        <w:rPr>
-          <w:rFonts w:asciiTheme="majorHAnsi" w:hAnsiTheme="majorHAnsi" w:cstheme="majorBidi"/>
-          <w:sz w:val="24"/>
-          <w:szCs w:val="24"/>
-        </w:rPr>
         <w:t>Ketua,</w:t>
       </w:r>
       <w:r>
@@ -1501,13 +1397,6 @@
           <w:szCs w:val="24"/>
         </w:rPr>
         <w:tab/>
-      </w:r>
-      <w:r>
-        <w:rPr>
-          <w:rFonts w:asciiTheme="majorHAnsi" w:hAnsiTheme="majorHAnsi" w:cstheme="majorBidi"/>
-          <w:sz w:val="24"/>
-          <w:szCs w:val="24"/>
-        </w:rPr>
         <w:t>Sekretaris,</w:t>
       </w:r>
     </w:p>
@@ -1710,11 +1599,12 @@
       <w:r>
         <w:rPr>
           <w:rFonts w:asciiTheme="majorBidi" w:hAnsiTheme="majorBidi" w:cstheme="majorBidi"/>
+          <w:noProof/>
           <w:sz w:val="24"/>
           <w:szCs w:val="24"/>
         </w:rPr>
         <w:drawing>
-          <wp:anchor distT="0" distB="0" distL="114300" distR="114300" simplePos="0" relativeHeight="251663360" behindDoc="1" locked="0" layoutInCell="1" allowOverlap="1">
+          <wp:anchor distT="0" distB="0" distL="114300" distR="114300" simplePos="0" relativeHeight="251663360" behindDoc="1" locked="0" layoutInCell="1" allowOverlap="1" wp14:anchorId="774A964C" wp14:editId="0374CB6A">
             <wp:simplePos x="0" y="0"/>
             <wp:positionH relativeFrom="margin">
               <wp:posOffset>2699385</wp:posOffset>
@@ -1739,7 +1629,7 @@
                     </pic:cNvPicPr>
                   </pic:nvPicPr>
                   <pic:blipFill>
-                    <a:blip r:embed="rId12" cstate="print">
+                    <a:blip r:embed="rId13" cstate="print">
                       <a:extLst>
                         <a:ext uri="{28A0092B-C50C-407E-A947-70E740481C1C}">
                           <a14:useLocalDpi xmlns:a14="http://schemas.microsoft.com/office/drawing/2010/main" val="0"/>
@@ -1768,11 +1658,12 @@
       <w:r>
         <w:rPr>
           <w:rFonts w:asciiTheme="majorBidi" w:hAnsiTheme="majorBidi" w:cstheme="majorBidi"/>
+          <w:noProof/>
           <w:sz w:val="24"/>
           <w:szCs w:val="24"/>
         </w:rPr>
         <w:drawing>
-          <wp:anchor distT="0" distB="0" distL="114300" distR="114300" simplePos="0" relativeHeight="251662336" behindDoc="1" locked="0" layoutInCell="1" allowOverlap="1">
+          <wp:anchor distT="0" distB="0" distL="114300" distR="114300" simplePos="0" relativeHeight="251662336" behindDoc="1" locked="0" layoutInCell="1" allowOverlap="1" wp14:anchorId="32AC40E7" wp14:editId="1542BBE2">
             <wp:simplePos x="0" y="0"/>
             <wp:positionH relativeFrom="margin">
               <wp:posOffset>2360295</wp:posOffset>
@@ -1797,7 +1688,7 @@
                     </pic:cNvPicPr>
                   </pic:nvPicPr>
                   <pic:blipFill>
-                    <a:blip r:embed="rId13" cstate="print">
+                    <a:blip r:embed="rId14" cstate="print">
                       <a:duotone>
                         <a:schemeClr val="accent4">
                           <a:shade val="45000"/>
@@ -1808,9 +1699,9 @@
                       <a:extLst>
                         <a:ext uri="{BEBA8EAE-BF5A-486C-A8C5-ECC9F3942E4B}">
                           <a14:imgProps xmlns:a14="http://schemas.microsoft.com/office/drawing/2010/main">
-                            <a14:imgLayer r:embed="rId14">
+                            <a14:imgLayer r:embed="rId15">
                               <a14:imgEffect>
-                                <a14:artisticLineDrawing trans="25000"/>
+                                <a14:artisticLineDrawing/>
                               </a14:imgEffect>
                               <a14:imgEffect>
                                 <a14:brightnessContrast bright="-20000" contrast="40000"/>
@@ -2044,29 +1935,37 @@
           <w:sz w:val="28"/>
           <w:szCs w:val="28"/>
         </w:rPr>
-        <w:t>Jika memungkinkan dibuatkan juga stempel panitianya, bisa diambil dari logo panitia untuk dibuatkan stempel, sekitar 50 ribu di pinggir jalan</w:t>
-      </w:r>
-    </w:p>
-    <w:p>
-      <w:pPr>
+        <w:t>Jika memungkinkan dibuatkan juga stempel panitianya, bisa diambil dari logo panitia untuk dibuatkan stempel, sekitar</w:t>
+      </w:r>
+      <w:r>
         <w:rPr>
           <w:rFonts w:asciiTheme="majorHAnsi" w:hAnsiTheme="majorHAnsi" w:cstheme="majorBidi"/>
           <w:sz w:val="28"/>
           <w:szCs w:val="28"/>
         </w:rPr>
-      </w:pPr>
-      <w:r>
+        <w:t xml:space="preserve"> 50 ribu di pinggir jalan</w:t>
+      </w:r>
+    </w:p>
+    <w:p>
+      <w:pPr>
         <w:rPr>
           <w:rFonts w:asciiTheme="majorHAnsi" w:hAnsiTheme="majorHAnsi" w:cstheme="majorBidi"/>
           <w:sz w:val="28"/>
           <w:szCs w:val="28"/>
         </w:rPr>
+      </w:pPr>
+      <w:r>
+        <w:rPr>
+          <w:rFonts w:asciiTheme="majorHAnsi" w:hAnsiTheme="majorHAnsi" w:cstheme="majorBidi"/>
+          <w:sz w:val="28"/>
+          <w:szCs w:val="28"/>
+        </w:rPr>
         <w:t>Kode untuk nomor surat :</w:t>
       </w:r>
     </w:p>
     <w:p>
       <w:pPr>
-        <w:pStyle w:val="31"/>
+        <w:pStyle w:val="ListParagraph"/>
         <w:numPr>
           <w:ilvl w:val="0"/>
           <w:numId w:val="1"/>
@@ -2079,7 +1978,7 @@
       </w:pPr>
       <w:r>
         <w:rPr>
-          <w:rFonts w:cs="Arial" w:asciiTheme="majorHAnsi" w:hAnsiTheme="majorHAnsi"/>
+          <w:rFonts w:asciiTheme="majorHAnsi" w:hAnsiTheme="majorHAnsi" w:cs="Arial"/>
           <w:color w:val="000000"/>
           <w:sz w:val="24"/>
           <w:szCs w:val="24"/>
@@ -2090,7 +1989,7 @@
     </w:p>
     <w:p>
       <w:pPr>
-        <w:pStyle w:val="31"/>
+        <w:pStyle w:val="ListParagraph"/>
         <w:numPr>
           <w:ilvl w:val="0"/>
           <w:numId w:val="1"/>
@@ -2103,7 +2002,7 @@
       </w:pPr>
       <w:r>
         <w:rPr>
-          <w:rFonts w:cs="Arial" w:asciiTheme="majorHAnsi" w:hAnsiTheme="majorHAnsi"/>
+          <w:rFonts w:asciiTheme="majorHAnsi" w:hAnsiTheme="majorHAnsi" w:cs="Arial"/>
           <w:color w:val="000000"/>
           <w:sz w:val="24"/>
           <w:szCs w:val="24"/>
@@ -2114,7 +2013,7 @@
     </w:p>
     <w:p>
       <w:pPr>
-        <w:pStyle w:val="31"/>
+        <w:pStyle w:val="ListParagraph"/>
         <w:numPr>
           <w:ilvl w:val="0"/>
           <w:numId w:val="1"/>
@@ -2127,7 +2026,7 @@
       </w:pPr>
       <w:r>
         <w:rPr>
-          <w:rFonts w:cs="Arial" w:asciiTheme="majorHAnsi" w:hAnsiTheme="majorHAnsi"/>
+          <w:rFonts w:asciiTheme="majorHAnsi" w:hAnsiTheme="majorHAnsi" w:cs="Arial"/>
           <w:color w:val="000000"/>
           <w:sz w:val="24"/>
           <w:szCs w:val="24"/>
@@ -2138,7 +2037,7 @@
     </w:p>
     <w:p>
       <w:pPr>
-        <w:pStyle w:val="31"/>
+        <w:pStyle w:val="ListParagraph"/>
         <w:numPr>
           <w:ilvl w:val="0"/>
           <w:numId w:val="1"/>
@@ -2151,7 +2050,7 @@
       </w:pPr>
       <w:r>
         <w:rPr>
-          <w:rFonts w:cs="Arial" w:asciiTheme="majorHAnsi" w:hAnsiTheme="majorHAnsi"/>
+          <w:rFonts w:asciiTheme="majorHAnsi" w:hAnsiTheme="majorHAnsi" w:cs="Arial"/>
           <w:color w:val="000000"/>
           <w:sz w:val="24"/>
           <w:szCs w:val="24"/>
@@ -2191,32 +2090,40 @@
           <w:sz w:val="28"/>
           <w:szCs w:val="28"/>
         </w:rPr>
-        <w:t>02 (Kode surat), 001 (nomor surat), SU (jenis surat), Pan.WA (Organisasi yang mengeluarkan surat), V (bulan), 2024 (tahun)</w:t>
-      </w:r>
-    </w:p>
-    <w:p>
-      <w:pPr>
+        <w:t xml:space="preserve">02 (Kode surat), 001 (nomor surat), SU (jenis surat), </w:t>
+      </w:r>
+      <w:r>
         <w:rPr>
           <w:rFonts w:asciiTheme="majorHAnsi" w:hAnsiTheme="majorHAnsi"/>
           <w:sz w:val="28"/>
           <w:szCs w:val="28"/>
         </w:rPr>
+        <w:t>Pan.WA (Organisasi yang mengeluarkan surat), V (bulan), 2024 (tahun)</w:t>
+      </w:r>
+    </w:p>
+    <w:p>
+      <w:pPr>
+        <w:rPr>
+          <w:rFonts w:asciiTheme="majorHAnsi" w:hAnsiTheme="majorHAnsi"/>
+          <w:sz w:val="28"/>
+          <w:szCs w:val="28"/>
+        </w:rPr>
       </w:pPr>
     </w:p>
     <w:sectPr>
-      <w:headerReference r:id="rId5" w:type="default"/>
+      <w:headerReference w:type="default" r:id="rId16"/>
       <w:pgSz w:w="12240" w:h="18720"/>
       <w:pgMar w:top="360" w:right="1008" w:bottom="288" w:left="1008" w:header="187" w:footer="706" w:gutter="0"/>
-      <w:cols w:space="708" w:num="1"/>
-      <w:docGrid w:linePitch="360" w:charSpace="0"/>
+      <w:cols w:space="708"/>
+      <w:docGrid w:linePitch="360"/>
     </w:sectPr>
   </w:body>
 </w:document>
 </file>
 
 <file path=word/endnotes.xml><?xml version="1.0" encoding="utf-8"?>
-<w:endnotes xmlns:wpc="http://schemas.microsoft.com/office/word/2010/wordprocessingCanvas" xmlns:mc="http://schemas.openxmlformats.org/markup-compatibility/2006" xmlns:o="urn:schemas-microsoft-com:office:office" xmlns:r="http://schemas.openxmlformats.org/officeDocument/2006/relationships" xmlns:m="http://schemas.openxmlformats.org/officeDocument/2006/math" xmlns:v="urn:schemas-microsoft-com:vml" xmlns:wp14="http://schemas.microsoft.com/office/word/2010/wordprocessingDrawing" xmlns:wp="http://schemas.openxmlformats.org/drawingml/2006/wordprocessingDrawing" xmlns:w="http://schemas.openxmlformats.org/wordprocessingml/2006/main" xmlns:w14="http://schemas.microsoft.com/office/word/2010/wordml" xmlns:w15="http://schemas.microsoft.com/office/word/2012/wordml" xmlns:w10="urn:schemas-microsoft-com:office:word" xmlns:wpg="http://schemas.microsoft.com/office/word/2010/wordprocessingGroup" xmlns:wpi="http://schemas.microsoft.com/office/word/2010/wordprocessingInk" xmlns:wne="http://schemas.microsoft.com/office/word/2006/wordml" xmlns:wps="http://schemas.microsoft.com/office/word/2010/wordprocessingShape" xmlns:wpsCustomData="http://www.wps.cn/officeDocument/2013/wpsCustomData" mc:Ignorable="w14 w15 wp14">
-  <w:endnote w:type="separator" w:id="0">
+<w:endnotes xmlns:wpc="http://schemas.microsoft.com/office/word/2010/wordprocessingCanvas" xmlns:cx="http://schemas.microsoft.com/office/drawing/2014/chartex" xmlns:cx1="http://schemas.microsoft.com/office/drawing/2015/9/8/chartex" xmlns:cx2="http://schemas.microsoft.com/office/drawing/2015/10/21/chartex" xmlns:cx3="http://schemas.microsoft.com/office/drawing/2016/5/9/chartex" xmlns:cx4="http://schemas.microsoft.com/office/drawing/2016/5/10/chartex" xmlns:cx5="http://schemas.microsoft.com/office/drawing/2016/5/11/chartex" xmlns:cx6="http://schemas.microsoft.com/office/drawing/2016/5/12/chartex" xmlns:cx7="http://schemas.microsoft.com/office/drawing/2016/5/13/chartex" xmlns:cx8="http://schemas.microsoft.com/office/drawing/2016/5/14/chartex" xmlns:mc="http://schemas.openxmlformats.org/markup-compatibility/2006" xmlns:aink="http://schemas.microsoft.com/office/drawing/2016/ink" xmlns:am3d="http://schemas.microsoft.com/office/drawing/2017/model3d" xmlns:o="urn:schemas-microsoft-com:office:office" xmlns:r="http://schemas.openxmlformats.org/officeDocument/2006/relationships" xmlns:m="http://schemas.openxmlformats.org/officeDocument/2006/math" xmlns:v="urn:schemas-microsoft-com:vml" xmlns:wp14="http://schemas.microsoft.com/office/word/2010/wordprocessingDrawing" xmlns:wp="http://schemas.openxmlformats.org/drawingml/2006/wordprocessingDrawing" xmlns:w10="urn:schemas-microsoft-com:office:word" xmlns:w="http://schemas.openxmlformats.org/wordprocessingml/2006/main" xmlns:w14="http://schemas.microsoft.com/office/word/2010/wordml" xmlns:w15="http://schemas.microsoft.com/office/word/2012/wordml" xmlns:w16cex="http://schemas.microsoft.com/office/word/2018/wordml/cex" xmlns:w16cid="http://schemas.microsoft.com/office/word/2016/wordml/cid" xmlns:w16="http://schemas.microsoft.com/office/word/2018/wordml" xmlns:w16sdtdh="http://schemas.microsoft.com/office/word/2020/wordml/sdtdatahash" xmlns:w16se="http://schemas.microsoft.com/office/word/2015/wordml/symex" xmlns:wpg="http://schemas.microsoft.com/office/word/2010/wordprocessingGroup" xmlns:wpi="http://schemas.microsoft.com/office/word/2010/wordprocessingInk" xmlns:wne="http://schemas.microsoft.com/office/word/2006/wordml" xmlns:wps="http://schemas.microsoft.com/office/word/2010/wordprocessingShape" mc:Ignorable="w14 w15 w16se w16cid w16 w16cex w16sdtdh wp14">
+  <w:endnote w:type="separator" w:id="-1">
     <w:p>
       <w:pPr>
         <w:spacing w:line="240" w:lineRule="auto"/>
@@ -2226,7 +2133,7 @@
       </w:r>
     </w:p>
   </w:endnote>
-  <w:endnote w:type="continuationSeparator" w:id="1">
+  <w:endnote w:type="continuationSeparator" w:id="0">
     <w:p>
       <w:pPr>
         <w:spacing w:line="240" w:lineRule="auto"/>
@@ -2240,21 +2147,21 @@
 </file>
 
 <file path=word/footnotes.xml><?xml version="1.0" encoding="utf-8"?>
-<w:footnotes xmlns:wpc="http://schemas.microsoft.com/office/word/2010/wordprocessingCanvas" xmlns:mc="http://schemas.openxmlformats.org/markup-compatibility/2006" xmlns:o="urn:schemas-microsoft-com:office:office" xmlns:r="http://schemas.openxmlformats.org/officeDocument/2006/relationships" xmlns:m="http://schemas.openxmlformats.org/officeDocument/2006/math" xmlns:v="urn:schemas-microsoft-com:vml" xmlns:wp14="http://schemas.microsoft.com/office/word/2010/wordprocessingDrawing" xmlns:wp="http://schemas.openxmlformats.org/drawingml/2006/wordprocessingDrawing" xmlns:w="http://schemas.openxmlformats.org/wordprocessingml/2006/main" xmlns:w14="http://schemas.microsoft.com/office/word/2010/wordml" xmlns:w15="http://schemas.microsoft.com/office/word/2012/wordml" xmlns:w10="urn:schemas-microsoft-com:office:word" xmlns:wpg="http://schemas.microsoft.com/office/word/2010/wordprocessingGroup" xmlns:wpi="http://schemas.microsoft.com/office/word/2010/wordprocessingInk" xmlns:wne="http://schemas.microsoft.com/office/word/2006/wordml" xmlns:wps="http://schemas.microsoft.com/office/word/2010/wordprocessingShape" xmlns:wpsCustomData="http://www.wps.cn/officeDocument/2013/wpsCustomData" mc:Ignorable="w14 w15 wp14">
-  <w:footnote w:type="separator" w:id="0">
-    <w:p>
-      <w:pPr>
-        <w:spacing w:before="0" w:after="0" w:line="259" w:lineRule="auto"/>
+<w:footnotes xmlns:wpc="http://schemas.microsoft.com/office/word/2010/wordprocessingCanvas" xmlns:cx="http://schemas.microsoft.com/office/drawing/2014/chartex" xmlns:cx1="http://schemas.microsoft.com/office/drawing/2015/9/8/chartex" xmlns:cx2="http://schemas.microsoft.com/office/drawing/2015/10/21/chartex" xmlns:cx3="http://schemas.microsoft.com/office/drawing/2016/5/9/chartex" xmlns:cx4="http://schemas.microsoft.com/office/drawing/2016/5/10/chartex" xmlns:cx5="http://schemas.microsoft.com/office/drawing/2016/5/11/chartex" xmlns:cx6="http://schemas.microsoft.com/office/drawing/2016/5/12/chartex" xmlns:cx7="http://schemas.microsoft.com/office/drawing/2016/5/13/chartex" xmlns:cx8="http://schemas.microsoft.com/office/drawing/2016/5/14/chartex" xmlns:mc="http://schemas.openxmlformats.org/markup-compatibility/2006" xmlns:aink="http://schemas.microsoft.com/office/drawing/2016/ink" xmlns:am3d="http://schemas.microsoft.com/office/drawing/2017/model3d" xmlns:o="urn:schemas-microsoft-com:office:office" xmlns:r="http://schemas.openxmlformats.org/officeDocument/2006/relationships" xmlns:m="http://schemas.openxmlformats.org/officeDocument/2006/math" xmlns:v="urn:schemas-microsoft-com:vml" xmlns:wp14="http://schemas.microsoft.com/office/word/2010/wordprocessingDrawing" xmlns:wp="http://schemas.openxmlformats.org/drawingml/2006/wordprocessingDrawing" xmlns:w10="urn:schemas-microsoft-com:office:word" xmlns:w="http://schemas.openxmlformats.org/wordprocessingml/2006/main" xmlns:w14="http://schemas.microsoft.com/office/word/2010/wordml" xmlns:w15="http://schemas.microsoft.com/office/word/2012/wordml" xmlns:w16cex="http://schemas.microsoft.com/office/word/2018/wordml/cex" xmlns:w16cid="http://schemas.microsoft.com/office/word/2016/wordml/cid" xmlns:w16="http://schemas.microsoft.com/office/word/2018/wordml" xmlns:w16sdtdh="http://schemas.microsoft.com/office/word/2020/wordml/sdtdatahash" xmlns:w16se="http://schemas.microsoft.com/office/word/2015/wordml/symex" xmlns:wpg="http://schemas.microsoft.com/office/word/2010/wordprocessingGroup" xmlns:wpi="http://schemas.microsoft.com/office/word/2010/wordprocessingInk" xmlns:wne="http://schemas.microsoft.com/office/word/2006/wordml" xmlns:wps="http://schemas.microsoft.com/office/word/2010/wordprocessingShape" mc:Ignorable="w14 w15 w16se w16cid w16 w16cex w16sdtdh wp14">
+  <w:footnote w:type="separator" w:id="-1">
+    <w:p>
+      <w:pPr>
+        <w:spacing w:after="0"/>
       </w:pPr>
       <w:r>
         <w:separator/>
       </w:r>
     </w:p>
   </w:footnote>
-  <w:footnote w:type="continuationSeparator" w:id="1">
-    <w:p>
-      <w:pPr>
-        <w:spacing w:before="0" w:after="0" w:line="259" w:lineRule="auto"/>
+  <w:footnote w:type="continuationSeparator" w:id="0">
+    <w:p>
+      <w:pPr>
+        <w:spacing w:after="0"/>
       </w:pPr>
       <w:r>
         <w:continuationSeparator/>
@@ -2265,10 +2172,10 @@
 </file>
 
 <file path=word/header1.xml><?xml version="1.0" encoding="utf-8"?>
-<w:hdr xmlns:wpc="http://schemas.microsoft.com/office/word/2010/wordprocessingCanvas" xmlns:mc="http://schemas.openxmlformats.org/markup-compatibility/2006" xmlns:o="urn:schemas-microsoft-com:office:office" xmlns:r="http://schemas.openxmlformats.org/officeDocument/2006/relationships" xmlns:m="http://schemas.openxmlformats.org/officeDocument/2006/math" xmlns:v="urn:schemas-microsoft-com:vml" xmlns:wp14="http://schemas.microsoft.com/office/word/2010/wordprocessingDrawing" xmlns:wp="http://schemas.openxmlformats.org/drawingml/2006/wordprocessingDrawing" xmlns:w10="urn:schemas-microsoft-com:office:word" xmlns:w="http://schemas.openxmlformats.org/wordprocessingml/2006/main" xmlns:w14="http://schemas.microsoft.com/office/word/2010/wordml" xmlns:w15="http://schemas.microsoft.com/office/word/2012/wordml" xmlns:wpg="http://schemas.microsoft.com/office/word/2010/wordprocessingGroup" xmlns:wpi="http://schemas.microsoft.com/office/word/2010/wordprocessingInk" xmlns:wne="http://schemas.microsoft.com/office/word/2006/wordml" xmlns:wps="http://schemas.microsoft.com/office/word/2010/wordprocessingShape" xmlns:wpsCustomData="http://www.wps.cn/officeDocument/2013/wpsCustomData" mc:Ignorable="w14 w15 wp14">
+<w:hdr xmlns:wpc="http://schemas.microsoft.com/office/word/2010/wordprocessingCanvas" xmlns:cx="http://schemas.microsoft.com/office/drawing/2014/chartex" xmlns:cx1="http://schemas.microsoft.com/office/drawing/2015/9/8/chartex" xmlns:cx2="http://schemas.microsoft.com/office/drawing/2015/10/21/chartex" xmlns:cx3="http://schemas.microsoft.com/office/drawing/2016/5/9/chartex" xmlns:cx4="http://schemas.microsoft.com/office/drawing/2016/5/10/chartex" xmlns:cx5="http://schemas.microsoft.com/office/drawing/2016/5/11/chartex" xmlns:cx6="http://schemas.microsoft.com/office/drawing/2016/5/12/chartex" xmlns:cx7="http://schemas.microsoft.com/office/drawing/2016/5/13/chartex" xmlns:cx8="http://schemas.microsoft.com/office/drawing/2016/5/14/chartex" xmlns:mc="http://schemas.openxmlformats.org/markup-compatibility/2006" xmlns:aink="http://schemas.microsoft.com/office/drawing/2016/ink" xmlns:am3d="http://schemas.microsoft.com/office/drawing/2017/model3d" xmlns:o="urn:schemas-microsoft-com:office:office" xmlns:r="http://schemas.openxmlformats.org/officeDocument/2006/relationships" xmlns:m="http://schemas.openxmlformats.org/officeDocument/2006/math" xmlns:v="urn:schemas-microsoft-com:vml" xmlns:wp14="http://schemas.microsoft.com/office/word/2010/wordprocessingDrawing" xmlns:wp="http://schemas.openxmlformats.org/drawingml/2006/wordprocessingDrawing" xmlns:w10="urn:schemas-microsoft-com:office:word" xmlns:w="http://schemas.openxmlformats.org/wordprocessingml/2006/main" xmlns:w14="http://schemas.microsoft.com/office/word/2010/wordml" xmlns:w15="http://schemas.microsoft.com/office/word/2012/wordml" xmlns:w16cex="http://schemas.microsoft.com/office/word/2018/wordml/cex" xmlns:w16cid="http://schemas.microsoft.com/office/word/2016/wordml/cid" xmlns:w16="http://schemas.microsoft.com/office/word/2018/wordml" xmlns:w16sdtdh="http://schemas.microsoft.com/office/word/2020/wordml/sdtdatahash" xmlns:w16se="http://schemas.microsoft.com/office/word/2015/wordml/symex" xmlns:wpg="http://schemas.microsoft.com/office/word/2010/wordprocessingGroup" xmlns:wpi="http://schemas.microsoft.com/office/word/2010/wordprocessingInk" xmlns:wne="http://schemas.microsoft.com/office/word/2006/wordml" xmlns:wps="http://schemas.microsoft.com/office/word/2010/wordprocessingShape" mc:Ignorable="w14 w15 w16se w16cid w16 w16cex w16sdtdh wp14">
   <w:p>
     <w:pPr>
-      <w:pStyle w:val="14"/>
+      <w:pStyle w:val="Header"/>
       <w:jc w:val="center"/>
     </w:pPr>
   </w:p>
@@ -2276,12 +2183,12 @@
 </file>
 
 <file path=word/numbering.xml><?xml version="1.0" encoding="utf-8"?>
-<w:numbering xmlns:wpc="http://schemas.microsoft.com/office/word/2010/wordprocessingCanvas" xmlns:mc="http://schemas.openxmlformats.org/markup-compatibility/2006" xmlns:o="urn:schemas-microsoft-com:office:office" xmlns:r="http://schemas.openxmlformats.org/officeDocument/2006/relationships" xmlns:m="http://schemas.openxmlformats.org/officeDocument/2006/math" xmlns:v="urn:schemas-microsoft-com:vml" xmlns:wp14="http://schemas.microsoft.com/office/word/2010/wordprocessingDrawing" xmlns:wp="http://schemas.openxmlformats.org/drawingml/2006/wordprocessingDrawing" xmlns:w10="urn:schemas-microsoft-com:office:word" xmlns:w="http://schemas.openxmlformats.org/wordprocessingml/2006/main" xmlns:w14="http://schemas.microsoft.com/office/word/2010/wordml" xmlns:wpg="http://schemas.microsoft.com/office/word/2010/wordprocessingGroup" xmlns:wpi="http://schemas.microsoft.com/office/word/2010/wordprocessingInk" xmlns:wne="http://schemas.microsoft.com/office/word/2006/wordml" xmlns:wps="http://schemas.microsoft.com/office/word/2010/wordprocessingShape" xmlns:wpsCustomData="http://www.wps.cn/officeDocument/2013/wpsCustomData" mc:Ignorable="w14 wp14">
-  <w:abstractNum w:abstractNumId="0">
+<w:numbering xmlns:wpc="http://schemas.microsoft.com/office/word/2010/wordprocessingCanvas" xmlns:cx="http://schemas.microsoft.com/office/drawing/2014/chartex" xmlns:cx1="http://schemas.microsoft.com/office/drawing/2015/9/8/chartex" xmlns:cx2="http://schemas.microsoft.com/office/drawing/2015/10/21/chartex" xmlns:cx3="http://schemas.microsoft.com/office/drawing/2016/5/9/chartex" xmlns:cx4="http://schemas.microsoft.com/office/drawing/2016/5/10/chartex" xmlns:cx5="http://schemas.microsoft.com/office/drawing/2016/5/11/chartex" xmlns:cx6="http://schemas.microsoft.com/office/drawing/2016/5/12/chartex" xmlns:cx7="http://schemas.microsoft.com/office/drawing/2016/5/13/chartex" xmlns:cx8="http://schemas.microsoft.com/office/drawing/2016/5/14/chartex" xmlns:mc="http://schemas.openxmlformats.org/markup-compatibility/2006" xmlns:aink="http://schemas.microsoft.com/office/drawing/2016/ink" xmlns:am3d="http://schemas.microsoft.com/office/drawing/2017/model3d" xmlns:o="urn:schemas-microsoft-com:office:office" xmlns:r="http://schemas.openxmlformats.org/officeDocument/2006/relationships" xmlns:m="http://schemas.openxmlformats.org/officeDocument/2006/math" xmlns:v="urn:schemas-microsoft-com:vml" xmlns:wp14="http://schemas.microsoft.com/office/word/2010/wordprocessingDrawing" xmlns:wp="http://schemas.openxmlformats.org/drawingml/2006/wordprocessingDrawing" xmlns:w10="urn:schemas-microsoft-com:office:word" xmlns:w="http://schemas.openxmlformats.org/wordprocessingml/2006/main" xmlns:w14="http://schemas.microsoft.com/office/word/2010/wordml" xmlns:w15="http://schemas.microsoft.com/office/word/2012/wordml" xmlns:w16cex="http://schemas.microsoft.com/office/word/2018/wordml/cex" xmlns:w16cid="http://schemas.microsoft.com/office/word/2016/wordml/cid" xmlns:w16="http://schemas.microsoft.com/office/word/2018/wordml" xmlns:w16sdtdh="http://schemas.microsoft.com/office/word/2020/wordml/sdtdatahash" xmlns:w16se="http://schemas.microsoft.com/office/word/2015/wordml/symex" xmlns:wpg="http://schemas.microsoft.com/office/word/2010/wordprocessingGroup" xmlns:wpi="http://schemas.microsoft.com/office/word/2010/wordprocessingInk" xmlns:wne="http://schemas.microsoft.com/office/word/2006/wordml" xmlns:wps="http://schemas.microsoft.com/office/word/2010/wordprocessingShape" mc:Ignorable="w14 w15 w16se w16cid w16 w16cex w16sdtdh wp14">
+  <w:abstractNum w:abstractNumId="0" w15:restartNumberingAfterBreak="0">
     <w:nsid w:val="00B839D8"/>
     <w:multiLevelType w:val="multilevel"/>
     <w:tmpl w:val="00B839D8"/>
-    <w:lvl w:ilvl="0" w:tentative="0">
+    <w:lvl w:ilvl="0">
       <w:start w:val="1"/>
       <w:numFmt w:val="decimal"/>
       <w:lvlText w:val="%1."/>
@@ -2290,7 +2197,7 @@
         <w:ind w:left="720" w:hanging="360"/>
       </w:pPr>
     </w:lvl>
-    <w:lvl w:ilvl="1" w:tentative="0">
+    <w:lvl w:ilvl="1">
       <w:start w:val="1"/>
       <w:numFmt w:val="lowerLetter"/>
       <w:lvlText w:val="%2."/>
@@ -2299,7 +2206,7 @@
         <w:ind w:left="1440" w:hanging="360"/>
       </w:pPr>
     </w:lvl>
-    <w:lvl w:ilvl="2" w:tentative="0">
+    <w:lvl w:ilvl="2">
       <w:start w:val="1"/>
       <w:numFmt w:val="lowerRoman"/>
       <w:lvlText w:val="%3."/>
@@ -2308,7 +2215,7 @@
         <w:ind w:left="2160" w:hanging="180"/>
       </w:pPr>
     </w:lvl>
-    <w:lvl w:ilvl="3" w:tentative="0">
+    <w:lvl w:ilvl="3">
       <w:start w:val="1"/>
       <w:numFmt w:val="decimal"/>
       <w:lvlText w:val="%4."/>
@@ -2317,7 +2224,7 @@
         <w:ind w:left="2880" w:hanging="360"/>
       </w:pPr>
     </w:lvl>
-    <w:lvl w:ilvl="4" w:tentative="0">
+    <w:lvl w:ilvl="4">
       <w:start w:val="1"/>
       <w:numFmt w:val="lowerLetter"/>
       <w:lvlText w:val="%5."/>
@@ -2326,7 +2233,7 @@
         <w:ind w:left="3600" w:hanging="360"/>
       </w:pPr>
     </w:lvl>
-    <w:lvl w:ilvl="5" w:tentative="0">
+    <w:lvl w:ilvl="5">
       <w:start w:val="1"/>
       <w:numFmt w:val="lowerRoman"/>
       <w:lvlText w:val="%6."/>
@@ -2335,7 +2242,7 @@
         <w:ind w:left="4320" w:hanging="180"/>
       </w:pPr>
     </w:lvl>
-    <w:lvl w:ilvl="6" w:tentative="0">
+    <w:lvl w:ilvl="6">
       <w:start w:val="1"/>
       <w:numFmt w:val="decimal"/>
       <w:lvlText w:val="%7."/>
@@ -2344,7 +2251,7 @@
         <w:ind w:left="5040" w:hanging="360"/>
       </w:pPr>
     </w:lvl>
-    <w:lvl w:ilvl="7" w:tentative="0">
+    <w:lvl w:ilvl="7">
       <w:start w:val="1"/>
       <w:numFmt w:val="lowerLetter"/>
       <w:lvlText w:val="%8."/>
@@ -2353,7 +2260,7 @@
         <w:ind w:left="5760" w:hanging="360"/>
       </w:pPr>
     </w:lvl>
-    <w:lvl w:ilvl="8" w:tentative="0">
+    <w:lvl w:ilvl="8">
       <w:start w:val="1"/>
       <w:numFmt w:val="lowerRoman"/>
       <w:lvlText w:val="%9."/>
@@ -2370,291 +2277,411 @@
 </file>
 
 <file path=word/styles.xml><?xml version="1.0" encoding="utf-8"?>
-<w:styles xmlns:mc="http://schemas.openxmlformats.org/markup-compatibility/2006" xmlns:o="urn:schemas-microsoft-com:office:office" xmlns:r="http://schemas.openxmlformats.org/officeDocument/2006/relationships" xmlns:m="http://schemas.openxmlformats.org/officeDocument/2006/math" xmlns:v="urn:schemas-microsoft-com:vml" xmlns:w="http://schemas.openxmlformats.org/wordprocessingml/2006/main" xmlns:w14="http://schemas.microsoft.com/office/word/2010/wordml" xmlns:w10="urn:schemas-microsoft-com:office:word" xmlns:sl="http://schemas.openxmlformats.org/schemaLibrary/2006/main" xmlns:wpsCustomData="http://www.wps.cn/officeDocument/2013/wpsCustomData" mc:Ignorable="w14">
+<w:styles xmlns:mc="http://schemas.openxmlformats.org/markup-compatibility/2006" xmlns:r="http://schemas.openxmlformats.org/officeDocument/2006/relationships" xmlns:w="http://schemas.openxmlformats.org/wordprocessingml/2006/main" xmlns:w14="http://schemas.microsoft.com/office/word/2010/wordml" xmlns:w15="http://schemas.microsoft.com/office/word/2012/wordml" xmlns:w16cex="http://schemas.microsoft.com/office/word/2018/wordml/cex" xmlns:w16cid="http://schemas.microsoft.com/office/word/2016/wordml/cid" xmlns:w16="http://schemas.microsoft.com/office/word/2018/wordml" xmlns:w16sdtdh="http://schemas.microsoft.com/office/word/2020/wordml/sdtdatahash" xmlns:w16se="http://schemas.microsoft.com/office/word/2015/wordml/symex" mc:Ignorable="w14 w15 w16se w16cid w16 w16cex w16sdtdh">
   <w:docDefaults>
     <w:rPrDefault>
       <w:rPr>
-        <w:rFonts w:asciiTheme="minorHAnsi" w:hAnsiTheme="minorHAnsi" w:eastAsiaTheme="minorHAnsi" w:cstheme="minorBidi"/>
+        <w:rFonts w:asciiTheme="minorHAnsi" w:eastAsiaTheme="minorHAnsi" w:hAnsiTheme="minorHAnsi" w:cstheme="minorBidi"/>
+        <w:lang w:val="en-US" w:eastAsia="en-US" w:bidi="ar-SA"/>
       </w:rPr>
     </w:rPrDefault>
     <w:pPrDefault/>
   </w:docDefaults>
-  <w:latentStyles w:count="260" w:defQFormat="0" w:defUnhideWhenUsed="1" w:defSemiHidden="1" w:defUIPriority="99" w:defLockedState="0">
-    <w:lsdException w:qFormat="1" w:unhideWhenUsed="0" w:uiPriority="0" w:semiHidden="0" w:name="Normal"/>
-    <w:lsdException w:qFormat="1" w:unhideWhenUsed="0" w:uiPriority="9" w:semiHidden="0" w:name="heading 1"/>
-    <w:lsdException w:qFormat="1" w:uiPriority="9" w:name="heading 2"/>
-    <w:lsdException w:qFormat="1" w:uiPriority="9" w:name="heading 3"/>
-    <w:lsdException w:qFormat="1" w:uiPriority="9" w:name="heading 4"/>
-    <w:lsdException w:qFormat="1" w:uiPriority="9" w:name="heading 5"/>
-    <w:lsdException w:qFormat="1" w:uiPriority="9" w:name="heading 6"/>
-    <w:lsdException w:qFormat="1" w:uiPriority="9" w:name="heading 7"/>
-    <w:lsdException w:qFormat="1" w:uiPriority="9" w:name="heading 8"/>
-    <w:lsdException w:qFormat="1" w:uiPriority="9" w:name="heading 9"/>
-    <w:lsdException w:uiPriority="99" w:name="index 1"/>
-    <w:lsdException w:uiPriority="99" w:name="index 2"/>
-    <w:lsdException w:uiPriority="99" w:name="index 3"/>
-    <w:lsdException w:uiPriority="99" w:name="index 4"/>
-    <w:lsdException w:uiPriority="99" w:name="index 5"/>
-    <w:lsdException w:uiPriority="99" w:name="index 6"/>
-    <w:lsdException w:uiPriority="99" w:name="index 7"/>
-    <w:lsdException w:uiPriority="99" w:name="index 8"/>
-    <w:lsdException w:uiPriority="99" w:name="index 9"/>
-    <w:lsdException w:uiPriority="39" w:name="toc 1"/>
-    <w:lsdException w:uiPriority="39" w:name="toc 2"/>
-    <w:lsdException w:uiPriority="39" w:name="toc 3"/>
-    <w:lsdException w:uiPriority="39" w:name="toc 4"/>
-    <w:lsdException w:uiPriority="39" w:name="toc 5"/>
-    <w:lsdException w:uiPriority="39" w:name="toc 6"/>
-    <w:lsdException w:uiPriority="39" w:name="toc 7"/>
-    <w:lsdException w:uiPriority="39" w:name="toc 8"/>
-    <w:lsdException w:uiPriority="39" w:name="toc 9"/>
-    <w:lsdException w:uiPriority="99" w:name="Normal Indent"/>
-    <w:lsdException w:uiPriority="99" w:name="footnote text"/>
-    <w:lsdException w:uiPriority="99" w:name="annotation text"/>
-    <w:lsdException w:qFormat="1" w:uiPriority="99" w:semiHidden="0" w:name="header"/>
-    <w:lsdException w:qFormat="1" w:uiPriority="99" w:semiHidden="0" w:name="footer"/>
-    <w:lsdException w:uiPriority="99" w:name="index heading"/>
-    <w:lsdException w:qFormat="1" w:uiPriority="35" w:name="caption"/>
-    <w:lsdException w:uiPriority="99" w:name="table of figures"/>
-    <w:lsdException w:uiPriority="99" w:name="envelope address"/>
-    <w:lsdException w:uiPriority="99" w:name="envelope return"/>
-    <w:lsdException w:uiPriority="99" w:name="footnote reference"/>
-    <w:lsdException w:uiPriority="99" w:name="annotation reference"/>
-    <w:lsdException w:uiPriority="99" w:name="line number"/>
-    <w:lsdException w:uiPriority="99" w:name="page number"/>
-    <w:lsdException w:uiPriority="99" w:name="endnote reference"/>
-    <w:lsdException w:uiPriority="99" w:name="endnote text"/>
-    <w:lsdException w:uiPriority="99" w:name="table of authorities"/>
-    <w:lsdException w:uiPriority="99" w:name="macro"/>
-    <w:lsdException w:uiPriority="99" w:name="toa heading"/>
-    <w:lsdException w:uiPriority="99" w:name="List"/>
-    <w:lsdException w:uiPriority="99" w:name="List Bullet"/>
-    <w:lsdException w:uiPriority="99" w:name="List Number"/>
-    <w:lsdException w:uiPriority="99" w:name="List 2"/>
-    <w:lsdException w:uiPriority="99" w:name="List 3"/>
-    <w:lsdException w:uiPriority="99" w:name="List 4"/>
-    <w:lsdException w:uiPriority="99" w:name="List 5"/>
-    <w:lsdException w:uiPriority="99" w:name="List Bullet 2"/>
-    <w:lsdException w:uiPriority="99" w:name="List Bullet 3"/>
-    <w:lsdException w:uiPriority="99" w:name="List Bullet 4"/>
-    <w:lsdException w:uiPriority="99" w:name="List Bullet 5"/>
-    <w:lsdException w:uiPriority="99" w:name="List Number 2"/>
-    <w:lsdException w:uiPriority="99" w:name="List Number 3"/>
-    <w:lsdException w:uiPriority="99" w:name="List Number 4"/>
-    <w:lsdException w:uiPriority="99" w:name="List Number 5"/>
-    <w:lsdException w:qFormat="1" w:unhideWhenUsed="0" w:uiPriority="10" w:semiHidden="0" w:name="Title"/>
-    <w:lsdException w:uiPriority="99" w:name="Closing"/>
-    <w:lsdException w:uiPriority="99" w:name="Signature"/>
-    <w:lsdException w:qFormat="1" w:uiPriority="1" w:name="Default Paragraph Font"/>
-    <w:lsdException w:uiPriority="99" w:name="Body Text"/>
-    <w:lsdException w:uiPriority="99" w:name="Body Text Indent"/>
-    <w:lsdException w:uiPriority="99" w:name="List Continue"/>
-    <w:lsdException w:uiPriority="99" w:name="List Continue 2"/>
-    <w:lsdException w:uiPriority="99" w:name="List Continue 3"/>
-    <w:lsdException w:uiPriority="99" w:name="List Continue 4"/>
-    <w:lsdException w:uiPriority="99" w:name="List Continue 5"/>
-    <w:lsdException w:uiPriority="99" w:name="Message Header"/>
-    <w:lsdException w:qFormat="1" w:unhideWhenUsed="0" w:uiPriority="11" w:semiHidden="0" w:name="Subtitle"/>
-    <w:lsdException w:uiPriority="99" w:name="Salutation"/>
-    <w:lsdException w:uiPriority="99" w:name="Date"/>
-    <w:lsdException w:uiPriority="99" w:name="Body Text First Indent"/>
-    <w:lsdException w:uiPriority="99" w:name="Body Text First Indent 2"/>
-    <w:lsdException w:uiPriority="99" w:name="Note Heading"/>
-    <w:lsdException w:uiPriority="99" w:name="Body Text 2"/>
-    <w:lsdException w:uiPriority="99" w:name="Body Text 3"/>
-    <w:lsdException w:uiPriority="99" w:name="Body Text Indent 2"/>
-    <w:lsdException w:uiPriority="99" w:name="Body Text Indent 3"/>
-    <w:lsdException w:uiPriority="99" w:name="Block Text"/>
-    <w:lsdException w:qFormat="1" w:uiPriority="99" w:semiHidden="0" w:name="Hyperlink"/>
-    <w:lsdException w:uiPriority="99" w:name="FollowedHyperlink"/>
-    <w:lsdException w:qFormat="1" w:unhideWhenUsed="0" w:uiPriority="22" w:semiHidden="0" w:name="Strong"/>
-    <w:lsdException w:qFormat="1" w:unhideWhenUsed="0" w:uiPriority="20" w:semiHidden="0" w:name="Emphasis"/>
-    <w:lsdException w:uiPriority="99" w:name="Document Map"/>
-    <w:lsdException w:uiPriority="99" w:name="Plain Text"/>
-    <w:lsdException w:uiPriority="99" w:name="E-mail Signature"/>
-    <w:lsdException w:uiPriority="99" w:name="Normal (Web)"/>
-    <w:lsdException w:uiPriority="99" w:name="HTML Acronym"/>
-    <w:lsdException w:uiPriority="99" w:name="HTML Address"/>
-    <w:lsdException w:uiPriority="99" w:name="HTML Cite"/>
-    <w:lsdException w:uiPriority="99" w:name="HTML Code"/>
-    <w:lsdException w:uiPriority="99" w:name="HTML Definition"/>
-    <w:lsdException w:uiPriority="99" w:name="HTML Keyboard"/>
-    <w:lsdException w:uiPriority="99" w:name="HTML Preformatted"/>
-    <w:lsdException w:uiPriority="99" w:name="HTML Sample"/>
-    <w:lsdException w:uiPriority="99" w:name="HTML Typewriter"/>
-    <w:lsdException w:uiPriority="99" w:name="HTML Variable"/>
-    <w:lsdException w:qFormat="1" w:uiPriority="99" w:name="Normal Table"/>
-    <w:lsdException w:uiPriority="99" w:name="annotation subject"/>
-    <w:lsdException w:uiPriority="99" w:name="Table Simple 1"/>
-    <w:lsdException w:uiPriority="99" w:name="Table Simple 2"/>
-    <w:lsdException w:uiPriority="99" w:name="Table Simple 3"/>
-    <w:lsdException w:uiPriority="99" w:name="Table Classic 1"/>
-    <w:lsdException w:uiPriority="99" w:name="Table Classic 2"/>
-    <w:lsdException w:uiPriority="99" w:name="Table Classic 3"/>
-    <w:lsdException w:uiPriority="99" w:name="Table Classic 4"/>
-    <w:lsdException w:uiPriority="99" w:name="Table Colorful 1"/>
-    <w:lsdException w:uiPriority="99" w:name="Table Colorful 2"/>
-    <w:lsdException w:uiPriority="99" w:name="Table Colorful 3"/>
-    <w:lsdException w:uiPriority="99" w:name="Table Columns 1"/>
-    <w:lsdException w:uiPriority="99" w:name="Table Columns 2"/>
-    <w:lsdException w:uiPriority="99" w:name="Table Columns 3"/>
-    <w:lsdException w:uiPriority="99" w:name="Table Columns 4"/>
-    <w:lsdException w:uiPriority="99" w:name="Table Columns 5"/>
-    <w:lsdException w:uiPriority="99" w:name="Table Grid 1"/>
-    <w:lsdException w:uiPriority="99" w:name="Table Grid 2"/>
-    <w:lsdException w:uiPriority="99" w:name="Table Grid 3"/>
-    <w:lsdException w:uiPriority="99" w:name="Table Grid 4"/>
-    <w:lsdException w:uiPriority="99" w:name="Table Grid 5"/>
-    <w:lsdException w:uiPriority="99" w:name="Table Grid 6"/>
-    <w:lsdException w:uiPriority="99" w:name="Table Grid 7"/>
-    <w:lsdException w:uiPriority="99" w:name="Table Grid 8"/>
-    <w:lsdException w:uiPriority="99" w:name="Table List 1"/>
-    <w:lsdException w:uiPriority="99" w:name="Table List 2"/>
-    <w:lsdException w:uiPriority="99" w:name="Table List 3"/>
-    <w:lsdException w:uiPriority="99" w:name="Table List 4"/>
-    <w:lsdException w:uiPriority="99" w:name="Table List 5"/>
-    <w:lsdException w:uiPriority="99" w:name="Table List 6"/>
-    <w:lsdException w:uiPriority="99" w:name="Table List 7"/>
-    <w:lsdException w:uiPriority="99" w:name="Table List 8"/>
-    <w:lsdException w:uiPriority="99" w:name="Table 3D effects 1"/>
-    <w:lsdException w:uiPriority="99" w:name="Table 3D effects 2"/>
-    <w:lsdException w:uiPriority="99" w:name="Table 3D effects 3"/>
-    <w:lsdException w:uiPriority="99" w:name="Table Contemporary"/>
-    <w:lsdException w:uiPriority="99" w:name="Table Elegant"/>
-    <w:lsdException w:uiPriority="99" w:name="Table Professional"/>
-    <w:lsdException w:uiPriority="99" w:name="Table Subtle 1"/>
-    <w:lsdException w:uiPriority="99" w:name="Table Subtle 2"/>
-    <w:lsdException w:uiPriority="99" w:name="Table Web 1"/>
-    <w:lsdException w:uiPriority="99" w:name="Table Web 2"/>
-    <w:lsdException w:uiPriority="99" w:name="Table Web 3"/>
-    <w:lsdException w:uiPriority="99" w:name="Balloon Text"/>
-    <w:lsdException w:unhideWhenUsed="0" w:uiPriority="39" w:semiHidden="0" w:name="Table Grid"/>
-    <w:lsdException w:uiPriority="99" w:name="Table Theme"/>
-    <w:lsdException w:unhideWhenUsed="0" w:uiPriority="60" w:semiHidden="0" w:name="Light Shading"/>
-    <w:lsdException w:unhideWhenUsed="0" w:uiPriority="61" w:semiHidden="0" w:name="Light List"/>
-    <w:lsdException w:unhideWhenUsed="0" w:uiPriority="62" w:semiHidden="0" w:name="Light Grid"/>
-    <w:lsdException w:unhideWhenUsed="0" w:uiPriority="63" w:semiHidden="0" w:name="Medium Shading 1"/>
-    <w:lsdException w:unhideWhenUsed="0" w:uiPriority="64" w:semiHidden="0" w:name="Medium Shading 2"/>
-    <w:lsdException w:unhideWhenUsed="0" w:uiPriority="65" w:semiHidden="0" w:name="Medium List 1"/>
-    <w:lsdException w:unhideWhenUsed="0" w:uiPriority="66" w:semiHidden="0" w:name="Medium List 2"/>
-    <w:lsdException w:unhideWhenUsed="0" w:uiPriority="67" w:semiHidden="0" w:name="Medium Grid 1"/>
-    <w:lsdException w:unhideWhenUsed="0" w:uiPriority="68" w:semiHidden="0" w:name="Medium Grid 2"/>
-    <w:lsdException w:unhideWhenUsed="0" w:uiPriority="69" w:semiHidden="0" w:name="Medium Grid 3"/>
-    <w:lsdException w:unhideWhenUsed="0" w:uiPriority="70" w:semiHidden="0" w:name="Dark List"/>
-    <w:lsdException w:unhideWhenUsed="0" w:uiPriority="71" w:semiHidden="0" w:name="Colorful Shading"/>
-    <w:lsdException w:unhideWhenUsed="0" w:uiPriority="72" w:semiHidden="0" w:name="Colorful List"/>
-    <w:lsdException w:unhideWhenUsed="0" w:uiPriority="73" w:semiHidden="0" w:name="Colorful Grid"/>
-    <w:lsdException w:unhideWhenUsed="0" w:uiPriority="60" w:semiHidden="0" w:name="Light Shading Accent 1"/>
-    <w:lsdException w:unhideWhenUsed="0" w:uiPriority="61" w:semiHidden="0" w:name="Light List Accent 1"/>
-    <w:lsdException w:unhideWhenUsed="0" w:uiPriority="62" w:semiHidden="0" w:name="Light Grid Accent 1"/>
-    <w:lsdException w:unhideWhenUsed="0" w:uiPriority="63" w:semiHidden="0" w:name="Medium Shading 1 Accent 1"/>
-    <w:lsdException w:unhideWhenUsed="0" w:uiPriority="64" w:semiHidden="0" w:name="Medium Shading 2 Accent 1"/>
-    <w:lsdException w:unhideWhenUsed="0" w:uiPriority="65" w:semiHidden="0" w:name="Medium List 1 Accent 1"/>
-    <w:lsdException w:qFormat="1" w:unhideWhenUsed="0" w:uiPriority="34" w:semiHidden="0" w:name="List Paragraph"/>
-    <w:lsdException w:qFormat="1" w:unhideWhenUsed="0" w:uiPriority="29" w:semiHidden="0" w:name="Quote"/>
-    <w:lsdException w:qFormat="1" w:unhideWhenUsed="0" w:uiPriority="30" w:semiHidden="0" w:name="Intense Quote"/>
-    <w:lsdException w:unhideWhenUsed="0" w:uiPriority="66" w:semiHidden="0" w:name="Medium List 2 Accent 1"/>
-    <w:lsdException w:unhideWhenUsed="0" w:uiPriority="67" w:semiHidden="0" w:name="Medium Grid 1 Accent 1"/>
-    <w:lsdException w:unhideWhenUsed="0" w:uiPriority="68" w:semiHidden="0" w:name="Medium Grid 2 Accent 1"/>
-    <w:lsdException w:unhideWhenUsed="0" w:uiPriority="69" w:semiHidden="0" w:name="Medium Grid 3 Accent 1"/>
-    <w:lsdException w:unhideWhenUsed="0" w:uiPriority="70" w:semiHidden="0" w:name="Dark List Accent 1"/>
-    <w:lsdException w:unhideWhenUsed="0" w:uiPriority="71" w:semiHidden="0" w:name="Colorful Shading Accent 1"/>
-    <w:lsdException w:unhideWhenUsed="0" w:uiPriority="72" w:semiHidden="0" w:name="Colorful List Accent 1"/>
-    <w:lsdException w:unhideWhenUsed="0" w:uiPriority="73" w:semiHidden="0" w:name="Colorful Grid Accent 1"/>
-    <w:lsdException w:unhideWhenUsed="0" w:uiPriority="60" w:semiHidden="0" w:name="Light Shading Accent 2"/>
-    <w:lsdException w:unhideWhenUsed="0" w:uiPriority="61" w:semiHidden="0" w:name="Light List Accent 2"/>
-    <w:lsdException w:unhideWhenUsed="0" w:uiPriority="62" w:semiHidden="0" w:name="Light Grid Accent 2"/>
-    <w:lsdException w:unhideWhenUsed="0" w:uiPriority="63" w:semiHidden="0" w:name="Medium Shading 1 Accent 2"/>
-    <w:lsdException w:unhideWhenUsed="0" w:uiPriority="64" w:semiHidden="0" w:name="Medium Shading 2 Accent 2"/>
-    <w:lsdException w:unhideWhenUsed="0" w:uiPriority="65" w:semiHidden="0" w:name="Medium List 1 Accent 2"/>
-    <w:lsdException w:unhideWhenUsed="0" w:uiPriority="66" w:semiHidden="0" w:name="Medium List 2 Accent 2"/>
-    <w:lsdException w:unhideWhenUsed="0" w:uiPriority="67" w:semiHidden="0" w:name="Medium Grid 1 Accent 2"/>
-    <w:lsdException w:unhideWhenUsed="0" w:uiPriority="68" w:semiHidden="0" w:name="Medium Grid 2 Accent 2"/>
-    <w:lsdException w:unhideWhenUsed="0" w:uiPriority="69" w:semiHidden="0" w:name="Medium Grid 3 Accent 2"/>
-    <w:lsdException w:unhideWhenUsed="0" w:uiPriority="70" w:semiHidden="0" w:name="Dark List Accent 2"/>
-    <w:lsdException w:unhideWhenUsed="0" w:uiPriority="71" w:semiHidden="0" w:name="Colorful Shading Accent 2"/>
-    <w:lsdException w:unhideWhenUsed="0" w:uiPriority="72" w:semiHidden="0" w:name="Colorful List Accent 2"/>
-    <w:lsdException w:unhideWhenUsed="0" w:uiPriority="73" w:semiHidden="0" w:name="Colorful Grid Accent 2"/>
-    <w:lsdException w:unhideWhenUsed="0" w:uiPriority="60" w:semiHidden="0" w:name="Light Shading Accent 3"/>
-    <w:lsdException w:unhideWhenUsed="0" w:uiPriority="61" w:semiHidden="0" w:name="Light List Accent 3"/>
-    <w:lsdException w:unhideWhenUsed="0" w:uiPriority="62" w:semiHidden="0" w:name="Light Grid Accent 3"/>
-    <w:lsdException w:unhideWhenUsed="0" w:uiPriority="63" w:semiHidden="0" w:name="Medium Shading 1 Accent 3"/>
-    <w:lsdException w:unhideWhenUsed="0" w:uiPriority="64" w:semiHidden="0" w:name="Medium Shading 2 Accent 3"/>
-    <w:lsdException w:unhideWhenUsed="0" w:uiPriority="65" w:semiHidden="0" w:name="Medium List 1 Accent 3"/>
-    <w:lsdException w:unhideWhenUsed="0" w:uiPriority="66" w:semiHidden="0" w:name="Medium List 2 Accent 3"/>
-    <w:lsdException w:unhideWhenUsed="0" w:uiPriority="67" w:semiHidden="0" w:name="Medium Grid 1 Accent 3"/>
-    <w:lsdException w:unhideWhenUsed="0" w:uiPriority="68" w:semiHidden="0" w:name="Medium Grid 2 Accent 3"/>
-    <w:lsdException w:unhideWhenUsed="0" w:uiPriority="69" w:semiHidden="0" w:name="Medium Grid 3 Accent 3"/>
-    <w:lsdException w:unhideWhenUsed="0" w:uiPriority="70" w:semiHidden="0" w:name="Dark List Accent 3"/>
-    <w:lsdException w:unhideWhenUsed="0" w:uiPriority="71" w:semiHidden="0" w:name="Colorful Shading Accent 3"/>
-    <w:lsdException w:unhideWhenUsed="0" w:uiPriority="72" w:semiHidden="0" w:name="Colorful List Accent 3"/>
-    <w:lsdException w:unhideWhenUsed="0" w:uiPriority="73" w:semiHidden="0" w:name="Colorful Grid Accent 3"/>
-    <w:lsdException w:unhideWhenUsed="0" w:uiPriority="60" w:semiHidden="0" w:name="Light Shading Accent 4"/>
-    <w:lsdException w:unhideWhenUsed="0" w:uiPriority="61" w:semiHidden="0" w:name="Light List Accent 4"/>
-    <w:lsdException w:unhideWhenUsed="0" w:uiPriority="62" w:semiHidden="0" w:name="Light Grid Accent 4"/>
-    <w:lsdException w:unhideWhenUsed="0" w:uiPriority="63" w:semiHidden="0" w:name="Medium Shading 1 Accent 4"/>
-    <w:lsdException w:unhideWhenUsed="0" w:uiPriority="64" w:semiHidden="0" w:name="Medium Shading 2 Accent 4"/>
-    <w:lsdException w:unhideWhenUsed="0" w:uiPriority="65" w:semiHidden="0" w:name="Medium List 1 Accent 4"/>
-    <w:lsdException w:unhideWhenUsed="0" w:uiPriority="66" w:semiHidden="0" w:name="Medium List 2 Accent 4"/>
-    <w:lsdException w:unhideWhenUsed="0" w:uiPriority="67" w:semiHidden="0" w:name="Medium Grid 1 Accent 4"/>
-    <w:lsdException w:unhideWhenUsed="0" w:uiPriority="68" w:semiHidden="0" w:name="Medium Grid 2 Accent 4"/>
-    <w:lsdException w:unhideWhenUsed="0" w:uiPriority="69" w:semiHidden="0" w:name="Medium Grid 3 Accent 4"/>
-    <w:lsdException w:unhideWhenUsed="0" w:uiPriority="70" w:semiHidden="0" w:name="Dark List Accent 4"/>
-    <w:lsdException w:unhideWhenUsed="0" w:uiPriority="71" w:semiHidden="0" w:name="Colorful Shading Accent 4"/>
-    <w:lsdException w:unhideWhenUsed="0" w:uiPriority="72" w:semiHidden="0" w:name="Colorful List Accent 4"/>
-    <w:lsdException w:unhideWhenUsed="0" w:uiPriority="73" w:semiHidden="0" w:name="Colorful Grid Accent 4"/>
-    <w:lsdException w:unhideWhenUsed="0" w:uiPriority="60" w:semiHidden="0" w:name="Light Shading Accent 5"/>
-    <w:lsdException w:unhideWhenUsed="0" w:uiPriority="61" w:semiHidden="0" w:name="Light List Accent 5"/>
-    <w:lsdException w:unhideWhenUsed="0" w:uiPriority="62" w:semiHidden="0" w:name="Light Grid Accent 5"/>
-    <w:lsdException w:unhideWhenUsed="0" w:uiPriority="63" w:semiHidden="0" w:name="Medium Shading 1 Accent 5"/>
-    <w:lsdException w:unhideWhenUsed="0" w:uiPriority="64" w:semiHidden="0" w:name="Medium Shading 2 Accent 5"/>
-    <w:lsdException w:unhideWhenUsed="0" w:uiPriority="65" w:semiHidden="0" w:name="Medium List 1 Accent 5"/>
-    <w:lsdException w:unhideWhenUsed="0" w:uiPriority="66" w:semiHidden="0" w:name="Medium List 2 Accent 5"/>
-    <w:lsdException w:unhideWhenUsed="0" w:uiPriority="67" w:semiHidden="0" w:name="Medium Grid 1 Accent 5"/>
-    <w:lsdException w:unhideWhenUsed="0" w:uiPriority="68" w:semiHidden="0" w:name="Medium Grid 2 Accent 5"/>
-    <w:lsdException w:unhideWhenUsed="0" w:uiPriority="69" w:semiHidden="0" w:name="Medium Grid 3 Accent 5"/>
-    <w:lsdException w:unhideWhenUsed="0" w:uiPriority="70" w:semiHidden="0" w:name="Dark List Accent 5"/>
-    <w:lsdException w:unhideWhenUsed="0" w:uiPriority="71" w:semiHidden="0" w:name="Colorful Shading Accent 5"/>
-    <w:lsdException w:unhideWhenUsed="0" w:uiPriority="72" w:semiHidden="0" w:name="Colorful List Accent 5"/>
-    <w:lsdException w:unhideWhenUsed="0" w:uiPriority="73" w:semiHidden="0" w:name="Colorful Grid Accent 5"/>
-    <w:lsdException w:unhideWhenUsed="0" w:uiPriority="60" w:semiHidden="0" w:name="Light Shading Accent 6"/>
-    <w:lsdException w:unhideWhenUsed="0" w:uiPriority="61" w:semiHidden="0" w:name="Light List Accent 6"/>
-    <w:lsdException w:unhideWhenUsed="0" w:uiPriority="62" w:semiHidden="0" w:name="Light Grid Accent 6"/>
-    <w:lsdException w:unhideWhenUsed="0" w:uiPriority="63" w:semiHidden="0" w:name="Medium Shading 1 Accent 6"/>
-    <w:lsdException w:unhideWhenUsed="0" w:uiPriority="64" w:semiHidden="0" w:name="Medium Shading 2 Accent 6"/>
-    <w:lsdException w:unhideWhenUsed="0" w:uiPriority="65" w:semiHidden="0" w:name="Medium List 1 Accent 6"/>
-    <w:lsdException w:unhideWhenUsed="0" w:uiPriority="66" w:semiHidden="0" w:name="Medium List 2 Accent 6"/>
-    <w:lsdException w:unhideWhenUsed="0" w:uiPriority="67" w:semiHidden="0" w:name="Medium Grid 1 Accent 6"/>
-    <w:lsdException w:unhideWhenUsed="0" w:uiPriority="68" w:semiHidden="0" w:name="Medium Grid 2 Accent 6"/>
-    <w:lsdException w:unhideWhenUsed="0" w:uiPriority="69" w:semiHidden="0" w:name="Medium Grid 3 Accent 6"/>
-    <w:lsdException w:unhideWhenUsed="0" w:uiPriority="70" w:semiHidden="0" w:name="Dark List Accent 6"/>
-    <w:lsdException w:unhideWhenUsed="0" w:uiPriority="71" w:semiHidden="0" w:name="Colorful Shading Accent 6"/>
-    <w:lsdException w:unhideWhenUsed="0" w:uiPriority="72" w:semiHidden="0" w:name="Colorful List Accent 6"/>
-    <w:lsdException w:unhideWhenUsed="0" w:uiPriority="73" w:semiHidden="0" w:name="Colorful Grid Accent 6"/>
+  <w:latentStyles w:defLockedState="0" w:defUIPriority="99" w:defSemiHidden="0" w:defUnhideWhenUsed="0" w:defQFormat="0" w:count="376">
+    <w:lsdException w:name="Normal" w:uiPriority="0" w:qFormat="1"/>
+    <w:lsdException w:name="heading 1" w:uiPriority="9" w:qFormat="1"/>
+    <w:lsdException w:name="heading 2" w:semiHidden="1" w:uiPriority="9" w:unhideWhenUsed="1" w:qFormat="1"/>
+    <w:lsdException w:name="heading 3" w:semiHidden="1" w:uiPriority="9" w:unhideWhenUsed="1" w:qFormat="1"/>
+    <w:lsdException w:name="heading 4" w:semiHidden="1" w:uiPriority="9" w:unhideWhenUsed="1" w:qFormat="1"/>
+    <w:lsdException w:name="heading 5" w:semiHidden="1" w:uiPriority="9" w:unhideWhenUsed="1" w:qFormat="1"/>
+    <w:lsdException w:name="heading 6" w:semiHidden="1" w:uiPriority="9" w:unhideWhenUsed="1" w:qFormat="1"/>
+    <w:lsdException w:name="heading 7" w:semiHidden="1" w:uiPriority="9" w:unhideWhenUsed="1" w:qFormat="1"/>
+    <w:lsdException w:name="heading 8" w:semiHidden="1" w:uiPriority="9" w:unhideWhenUsed="1" w:qFormat="1"/>
+    <w:lsdException w:name="heading 9" w:semiHidden="1" w:uiPriority="9" w:unhideWhenUsed="1" w:qFormat="1"/>
+    <w:lsdException w:name="index 1" w:semiHidden="1" w:unhideWhenUsed="1"/>
+    <w:lsdException w:name="index 2" w:semiHidden="1" w:unhideWhenUsed="1"/>
+    <w:lsdException w:name="index 3" w:semiHidden="1" w:unhideWhenUsed="1"/>
+    <w:lsdException w:name="index 4" w:semiHidden="1" w:unhideWhenUsed="1"/>
+    <w:lsdException w:name="index 5" w:semiHidden="1" w:unhideWhenUsed="1"/>
+    <w:lsdException w:name="index 6" w:semiHidden="1" w:unhideWhenUsed="1"/>
+    <w:lsdException w:name="index 7" w:semiHidden="1" w:unhideWhenUsed="1"/>
+    <w:lsdException w:name="index 8" w:semiHidden="1" w:unhideWhenUsed="1"/>
+    <w:lsdException w:name="index 9" w:semiHidden="1" w:unhideWhenUsed="1"/>
+    <w:lsdException w:name="toc 1" w:semiHidden="1" w:uiPriority="39" w:unhideWhenUsed="1"/>
+    <w:lsdException w:name="toc 2" w:semiHidden="1" w:uiPriority="39" w:unhideWhenUsed="1"/>
+    <w:lsdException w:name="toc 3" w:semiHidden="1" w:uiPriority="39" w:unhideWhenUsed="1"/>
+    <w:lsdException w:name="toc 4" w:semiHidden="1" w:uiPriority="39" w:unhideWhenUsed="1"/>
+    <w:lsdException w:name="toc 5" w:semiHidden="1" w:uiPriority="39" w:unhideWhenUsed="1"/>
+    <w:lsdException w:name="toc 6" w:semiHidden="1" w:uiPriority="39" w:unhideWhenUsed="1"/>
+    <w:lsdException w:name="toc 7" w:semiHidden="1" w:uiPriority="39" w:unhideWhenUsed="1"/>
+    <w:lsdException w:name="toc 8" w:semiHidden="1" w:uiPriority="39" w:unhideWhenUsed="1"/>
+    <w:lsdException w:name="toc 9" w:semiHidden="1" w:uiPriority="39" w:unhideWhenUsed="1"/>
+    <w:lsdException w:name="Normal Indent" w:semiHidden="1" w:unhideWhenUsed="1"/>
+    <w:lsdException w:name="footnote text" w:semiHidden="1" w:unhideWhenUsed="1"/>
+    <w:lsdException w:name="annotation text" w:semiHidden="1" w:unhideWhenUsed="1"/>
+    <w:lsdException w:name="header" w:unhideWhenUsed="1" w:qFormat="1"/>
+    <w:lsdException w:name="footer" w:unhideWhenUsed="1" w:qFormat="1"/>
+    <w:lsdException w:name="index heading" w:semiHidden="1" w:unhideWhenUsed="1"/>
+    <w:lsdException w:name="caption" w:semiHidden="1" w:uiPriority="35" w:unhideWhenUsed="1" w:qFormat="1"/>
+    <w:lsdException w:name="table of figures" w:semiHidden="1" w:unhideWhenUsed="1"/>
+    <w:lsdException w:name="envelope address" w:semiHidden="1" w:unhideWhenUsed="1"/>
+    <w:lsdException w:name="envelope return" w:semiHidden="1" w:unhideWhenUsed="1"/>
+    <w:lsdException w:name="footnote reference" w:semiHidden="1" w:unhideWhenUsed="1"/>
+    <w:lsdException w:name="annotation reference" w:semiHidden="1" w:unhideWhenUsed="1"/>
+    <w:lsdException w:name="line number" w:semiHidden="1" w:unhideWhenUsed="1"/>
+    <w:lsdException w:name="page number" w:semiHidden="1" w:unhideWhenUsed="1"/>
+    <w:lsdException w:name="endnote reference" w:semiHidden="1" w:unhideWhenUsed="1"/>
+    <w:lsdException w:name="endnote text" w:semiHidden="1" w:unhideWhenUsed="1"/>
+    <w:lsdException w:name="table of authorities" w:semiHidden="1" w:unhideWhenUsed="1"/>
+    <w:lsdException w:name="macro" w:semiHidden="1" w:unhideWhenUsed="1"/>
+    <w:lsdException w:name="toa heading" w:semiHidden="1" w:unhideWhenUsed="1"/>
+    <w:lsdException w:name="List" w:semiHidden="1" w:unhideWhenUsed="1"/>
+    <w:lsdException w:name="List Bullet" w:semiHidden="1" w:unhideWhenUsed="1"/>
+    <w:lsdException w:name="List Number" w:semiHidden="1" w:unhideWhenUsed="1"/>
+    <w:lsdException w:name="List 2" w:semiHidden="1" w:unhideWhenUsed="1"/>
+    <w:lsdException w:name="List 3" w:semiHidden="1" w:unhideWhenUsed="1"/>
+    <w:lsdException w:name="List 4" w:semiHidden="1" w:unhideWhenUsed="1"/>
+    <w:lsdException w:name="List 5" w:semiHidden="1" w:unhideWhenUsed="1"/>
+    <w:lsdException w:name="List Bullet 2" w:semiHidden="1" w:unhideWhenUsed="1"/>
+    <w:lsdException w:name="List Bullet 3" w:semiHidden="1" w:unhideWhenUsed="1"/>
+    <w:lsdException w:name="List Bullet 4" w:semiHidden="1" w:unhideWhenUsed="1"/>
+    <w:lsdException w:name="List Bullet 5" w:semiHidden="1" w:unhideWhenUsed="1"/>
+    <w:lsdException w:name="List Number 2" w:semiHidden="1" w:unhideWhenUsed="1"/>
+    <w:lsdException w:name="List Number 3" w:semiHidden="1" w:unhideWhenUsed="1"/>
+    <w:lsdException w:name="List Number 4" w:semiHidden="1" w:unhideWhenUsed="1"/>
+    <w:lsdException w:name="List Number 5" w:semiHidden="1" w:unhideWhenUsed="1"/>
+    <w:lsdException w:name="Title" w:uiPriority="10" w:qFormat="1"/>
+    <w:lsdException w:name="Closing" w:semiHidden="1" w:unhideWhenUsed="1"/>
+    <w:lsdException w:name="Signature" w:semiHidden="1" w:unhideWhenUsed="1"/>
+    <w:lsdException w:name="Default Paragraph Font" w:semiHidden="1" w:uiPriority="1" w:unhideWhenUsed="1" w:qFormat="1"/>
+    <w:lsdException w:name="Body Text" w:semiHidden="1" w:unhideWhenUsed="1"/>
+    <w:lsdException w:name="Body Text Indent" w:semiHidden="1" w:unhideWhenUsed="1"/>
+    <w:lsdException w:name="List Continue" w:semiHidden="1" w:unhideWhenUsed="1"/>
+    <w:lsdException w:name="List Continue 2" w:semiHidden="1" w:unhideWhenUsed="1"/>
+    <w:lsdException w:name="List Continue 3" w:semiHidden="1" w:unhideWhenUsed="1"/>
+    <w:lsdException w:name="List Continue 4" w:semiHidden="1" w:unhideWhenUsed="1"/>
+    <w:lsdException w:name="List Continue 5" w:semiHidden="1" w:unhideWhenUsed="1"/>
+    <w:lsdException w:name="Message Header" w:semiHidden="1" w:unhideWhenUsed="1"/>
+    <w:lsdException w:name="Subtitle" w:uiPriority="11" w:qFormat="1"/>
+    <w:lsdException w:name="Salutation" w:semiHidden="1" w:unhideWhenUsed="1"/>
+    <w:lsdException w:name="Date" w:semiHidden="1" w:unhideWhenUsed="1"/>
+    <w:lsdException w:name="Body Text First Indent" w:semiHidden="1" w:unhideWhenUsed="1"/>
+    <w:lsdException w:name="Body Text First Indent 2" w:semiHidden="1" w:unhideWhenUsed="1"/>
+    <w:lsdException w:name="Note Heading" w:semiHidden="1" w:unhideWhenUsed="1"/>
+    <w:lsdException w:name="Body Text 2" w:semiHidden="1" w:unhideWhenUsed="1"/>
+    <w:lsdException w:name="Body Text 3" w:semiHidden="1" w:unhideWhenUsed="1"/>
+    <w:lsdException w:name="Body Text Indent 2" w:semiHidden="1" w:unhideWhenUsed="1"/>
+    <w:lsdException w:name="Body Text Indent 3" w:semiHidden="1" w:unhideWhenUsed="1"/>
+    <w:lsdException w:name="Block Text" w:semiHidden="1" w:unhideWhenUsed="1"/>
+    <w:lsdException w:name="Hyperlink" w:unhideWhenUsed="1" w:qFormat="1"/>
+    <w:lsdException w:name="FollowedHyperlink" w:semiHidden="1" w:unhideWhenUsed="1"/>
+    <w:lsdException w:name="Strong" w:uiPriority="22" w:qFormat="1"/>
+    <w:lsdException w:name="Emphasis" w:uiPriority="20" w:qFormat="1"/>
+    <w:lsdException w:name="Document Map" w:semiHidden="1" w:unhideWhenUsed="1"/>
+    <w:lsdException w:name="Plain Text" w:semiHidden="1" w:unhideWhenUsed="1"/>
+    <w:lsdException w:name="E-mail Signature" w:semiHidden="1" w:unhideWhenUsed="1"/>
+    <w:lsdException w:name="HTML Top of Form" w:semiHidden="1" w:unhideWhenUsed="1"/>
+    <w:lsdException w:name="HTML Bottom of Form" w:semiHidden="1" w:unhideWhenUsed="1"/>
+    <w:lsdException w:name="Normal (Web)" w:semiHidden="1" w:unhideWhenUsed="1"/>
+    <w:lsdException w:name="HTML Acronym" w:semiHidden="1" w:unhideWhenUsed="1"/>
+    <w:lsdException w:name="HTML Address" w:semiHidden="1" w:unhideWhenUsed="1"/>
+    <w:lsdException w:name="HTML Cite" w:semiHidden="1" w:unhideWhenUsed="1"/>
+    <w:lsdException w:name="HTML Code" w:semiHidden="1" w:unhideWhenUsed="1"/>
+    <w:lsdException w:name="HTML Definition" w:semiHidden="1" w:unhideWhenUsed="1"/>
+    <w:lsdException w:name="HTML Keyboard" w:semiHidden="1" w:unhideWhenUsed="1"/>
+    <w:lsdException w:name="HTML Preformatted" w:semiHidden="1" w:unhideWhenUsed="1"/>
+    <w:lsdException w:name="HTML Sample" w:semiHidden="1" w:unhideWhenUsed="1"/>
+    <w:lsdException w:name="HTML Typewriter" w:semiHidden="1" w:unhideWhenUsed="1"/>
+    <w:lsdException w:name="HTML Variable" w:semiHidden="1" w:unhideWhenUsed="1"/>
+    <w:lsdException w:name="Normal Table" w:semiHidden="1" w:unhideWhenUsed="1" w:qFormat="1"/>
+    <w:lsdException w:name="annotation subject" w:semiHidden="1" w:unhideWhenUsed="1"/>
+    <w:lsdException w:name="No List" w:semiHidden="1" w:unhideWhenUsed="1"/>
+    <w:lsdException w:name="Outline List 1" w:semiHidden="1" w:unhideWhenUsed="1"/>
+    <w:lsdException w:name="Outline List 2" w:semiHidden="1" w:unhideWhenUsed="1"/>
+    <w:lsdException w:name="Outline List 3" w:semiHidden="1" w:unhideWhenUsed="1"/>
+    <w:lsdException w:name="Table Simple 1" w:semiHidden="1" w:unhideWhenUsed="1"/>
+    <w:lsdException w:name="Table Simple 2" w:semiHidden="1" w:unhideWhenUsed="1"/>
+    <w:lsdException w:name="Table Simple 3" w:semiHidden="1" w:unhideWhenUsed="1"/>
+    <w:lsdException w:name="Table Classic 1" w:semiHidden="1" w:unhideWhenUsed="1"/>
+    <w:lsdException w:name="Table Classic 2" w:semiHidden="1" w:unhideWhenUsed="1"/>
+    <w:lsdException w:name="Table Classic 3" w:semiHidden="1" w:unhideWhenUsed="1"/>
+    <w:lsdException w:name="Table Classic 4" w:semiHidden="1" w:unhideWhenUsed="1"/>
+    <w:lsdException w:name="Table Colorful 1" w:semiHidden="1" w:unhideWhenUsed="1"/>
+    <w:lsdException w:name="Table Colorful 2" w:semiHidden="1" w:unhideWhenUsed="1"/>
+    <w:lsdException w:name="Table Colorful 3" w:semiHidden="1" w:unhideWhenUsed="1"/>
+    <w:lsdException w:name="Table Columns 1" w:semiHidden="1" w:unhideWhenUsed="1"/>
+    <w:lsdException w:name="Table Columns 2" w:semiHidden="1" w:unhideWhenUsed="1"/>
+    <w:lsdException w:name="Table Columns 3" w:semiHidden="1" w:unhideWhenUsed="1"/>
+    <w:lsdException w:name="Table Columns 4" w:semiHidden="1" w:unhideWhenUsed="1"/>
+    <w:lsdException w:name="Table Columns 5" w:semiHidden="1" w:unhideWhenUsed="1"/>
+    <w:lsdException w:name="Table Grid 1" w:semiHidden="1" w:unhideWhenUsed="1"/>
+    <w:lsdException w:name="Table Grid 2" w:semiHidden="1" w:unhideWhenUsed="1"/>
+    <w:lsdException w:name="Table Grid 3" w:semiHidden="1" w:unhideWhenUsed="1"/>
+    <w:lsdException w:name="Table Grid 4" w:semiHidden="1" w:unhideWhenUsed="1"/>
+    <w:lsdException w:name="Table Grid 5" w:semiHidden="1" w:unhideWhenUsed="1"/>
+    <w:lsdException w:name="Table Grid 6" w:semiHidden="1" w:unhideWhenUsed="1"/>
+    <w:lsdException w:name="Table Grid 7" w:semiHidden="1" w:unhideWhenUsed="1"/>
+    <w:lsdException w:name="Table Grid 8" w:semiHidden="1" w:unhideWhenUsed="1"/>
+    <w:lsdException w:name="Table List 1" w:semiHidden="1" w:unhideWhenUsed="1"/>
+    <w:lsdException w:name="Table List 2" w:semiHidden="1" w:unhideWhenUsed="1"/>
+    <w:lsdException w:name="Table List 3" w:semiHidden="1" w:unhideWhenUsed="1"/>
+    <w:lsdException w:name="Table List 4" w:semiHidden="1" w:unhideWhenUsed="1"/>
+    <w:lsdException w:name="Table List 5" w:semiHidden="1" w:unhideWhenUsed="1"/>
+    <w:lsdException w:name="Table List 6" w:semiHidden="1" w:unhideWhenUsed="1"/>
+    <w:lsdException w:name="Table List 7" w:semiHidden="1" w:unhideWhenUsed="1"/>
+    <w:lsdException w:name="Table List 8" w:semiHidden="1" w:unhideWhenUsed="1"/>
+    <w:lsdException w:name="Table 3D effects 1" w:semiHidden="1" w:unhideWhenUsed="1"/>
+    <w:lsdException w:name="Table 3D effects 2" w:semiHidden="1" w:unhideWhenUsed="1"/>
+    <w:lsdException w:name="Table 3D effects 3" w:semiHidden="1" w:unhideWhenUsed="1"/>
+    <w:lsdException w:name="Table Contemporary" w:semiHidden="1" w:unhideWhenUsed="1"/>
+    <w:lsdException w:name="Table Elegant" w:semiHidden="1" w:unhideWhenUsed="1"/>
+    <w:lsdException w:name="Table Professional" w:semiHidden="1" w:unhideWhenUsed="1"/>
+    <w:lsdException w:name="Table Subtle 1" w:semiHidden="1" w:unhideWhenUsed="1"/>
+    <w:lsdException w:name="Table Subtle 2" w:semiHidden="1" w:unhideWhenUsed="1"/>
+    <w:lsdException w:name="Table Web 1" w:semiHidden="1" w:unhideWhenUsed="1"/>
+    <w:lsdException w:name="Table Web 2" w:semiHidden="1" w:unhideWhenUsed="1"/>
+    <w:lsdException w:name="Table Web 3" w:semiHidden="1" w:unhideWhenUsed="1"/>
+    <w:lsdException w:name="Balloon Text" w:semiHidden="1" w:unhideWhenUsed="1"/>
+    <w:lsdException w:name="Table Grid" w:uiPriority="39"/>
+    <w:lsdException w:name="Table Theme" w:semiHidden="1" w:unhideWhenUsed="1"/>
+    <w:lsdException w:name="Placeholder Text" w:semiHidden="1"/>
+    <w:lsdException w:name="Light Shading" w:uiPriority="60"/>
+    <w:lsdException w:name="Light List" w:uiPriority="61"/>
+    <w:lsdException w:name="Light Grid" w:uiPriority="62"/>
+    <w:lsdException w:name="Medium Shading 1" w:uiPriority="63"/>
+    <w:lsdException w:name="Medium Shading 2" w:uiPriority="64"/>
+    <w:lsdException w:name="Medium List 1" w:uiPriority="65"/>
+    <w:lsdException w:name="Medium List 2" w:uiPriority="66"/>
+    <w:lsdException w:name="Medium Grid 1" w:uiPriority="67"/>
+    <w:lsdException w:name="Medium Grid 2" w:uiPriority="68"/>
+    <w:lsdException w:name="Medium Grid 3" w:uiPriority="69"/>
+    <w:lsdException w:name="Dark List" w:uiPriority="70"/>
+    <w:lsdException w:name="Colorful Shading" w:uiPriority="71"/>
+    <w:lsdException w:name="Colorful List" w:uiPriority="72"/>
+    <w:lsdException w:name="Colorful Grid" w:uiPriority="73"/>
+    <w:lsdException w:name="Light Shading Accent 1" w:uiPriority="60"/>
+    <w:lsdException w:name="Light List Accent 1" w:uiPriority="61"/>
+    <w:lsdException w:name="Light Grid Accent 1" w:uiPriority="62"/>
+    <w:lsdException w:name="Medium Shading 1 Accent 1" w:uiPriority="63"/>
+    <w:lsdException w:name="Medium Shading 2 Accent 1" w:uiPriority="64"/>
+    <w:lsdException w:name="Medium List 1 Accent 1" w:uiPriority="65"/>
+    <w:lsdException w:name="Revision" w:semiHidden="1"/>
+    <w:lsdException w:name="List Paragraph" w:uiPriority="34" w:qFormat="1"/>
+    <w:lsdException w:name="Quote" w:uiPriority="29" w:qFormat="1"/>
+    <w:lsdException w:name="Intense Quote" w:uiPriority="30" w:qFormat="1"/>
+    <w:lsdException w:name="Medium List 2 Accent 1" w:uiPriority="66"/>
+    <w:lsdException w:name="Medium Grid 1 Accent 1" w:uiPriority="67"/>
+    <w:lsdException w:name="Medium Grid 2 Accent 1" w:uiPriority="68"/>
+    <w:lsdException w:name="Medium Grid 3 Accent 1" w:uiPriority="69"/>
+    <w:lsdException w:name="Dark List Accent 1" w:uiPriority="70"/>
+    <w:lsdException w:name="Colorful Shading Accent 1" w:uiPriority="71"/>
+    <w:lsdException w:name="Colorful List Accent 1" w:uiPriority="72"/>
+    <w:lsdException w:name="Colorful Grid Accent 1" w:uiPriority="73"/>
+    <w:lsdException w:name="Light Shading Accent 2" w:uiPriority="60"/>
+    <w:lsdException w:name="Light List Accent 2" w:uiPriority="61"/>
+    <w:lsdException w:name="Light Grid Accent 2" w:uiPriority="62"/>
+    <w:lsdException w:name="Medium Shading 1 Accent 2" w:uiPriority="63"/>
+    <w:lsdException w:name="Medium Shading 2 Accent 2" w:uiPriority="64"/>
+    <w:lsdException w:name="Medium List 1 Accent 2" w:uiPriority="65"/>
+    <w:lsdException w:name="Medium List 2 Accent 2" w:uiPriority="66"/>
+    <w:lsdException w:name="Medium Grid 1 Accent 2" w:uiPriority="67"/>
+    <w:lsdException w:name="Medium Grid 2 Accent 2" w:uiPriority="68"/>
+    <w:lsdException w:name="Medium Grid 3 Accent 2" w:uiPriority="69"/>
+    <w:lsdException w:name="Dark List Accent 2" w:uiPriority="70"/>
+    <w:lsdException w:name="Colorful Shading Accent 2" w:uiPriority="71"/>
+    <w:lsdException w:name="Colorful List Accent 2" w:uiPriority="72"/>
+    <w:lsdException w:name="Colorful Grid Accent 2" w:uiPriority="73"/>
+    <w:lsdException w:name="Light Shading Accent 3" w:uiPriority="60"/>
+    <w:lsdException w:name="Light List Accent 3" w:uiPriority="61"/>
+    <w:lsdException w:name="Light Grid Accent 3" w:uiPriority="62"/>
+    <w:lsdException w:name="Medium Shading 1 Accent 3" w:uiPriority="63"/>
+    <w:lsdException w:name="Medium Shading 2 Accent 3" w:uiPriority="64"/>
+    <w:lsdException w:name="Medium List 1 Accent 3" w:uiPriority="65"/>
+    <w:lsdException w:name="Medium List 2 Accent 3" w:uiPriority="66"/>
+    <w:lsdException w:name="Medium Grid 1 Accent 3" w:uiPriority="67"/>
+    <w:lsdException w:name="Medium Grid 2 Accent 3" w:uiPriority="68"/>
+    <w:lsdException w:name="Medium Grid 3 Accent 3" w:uiPriority="69"/>
+    <w:lsdException w:name="Dark List Accent 3" w:uiPriority="70"/>
+    <w:lsdException w:name="Colorful Shading Accent 3" w:uiPriority="71"/>
+    <w:lsdException w:name="Colorful List Accent 3" w:uiPriority="72"/>
+    <w:lsdException w:name="Colorful Grid Accent 3" w:uiPriority="73"/>
+    <w:lsdException w:name="Light Shading Accent 4" w:uiPriority="60"/>
+    <w:lsdException w:name="Light List Accent 4" w:uiPriority="61"/>
+    <w:lsdException w:name="Light Grid Accent 4" w:uiPriority="62"/>
+    <w:lsdException w:name="Medium Shading 1 Accent 4" w:uiPriority="63"/>
+    <w:lsdException w:name="Medium Shading 2 Accent 4" w:uiPriority="64"/>
+    <w:lsdException w:name="Medium List 1 Accent 4" w:uiPriority="65"/>
+    <w:lsdException w:name="Medium List 2 Accent 4" w:uiPriority="66"/>
+    <w:lsdException w:name="Medium Grid 1 Accent 4" w:uiPriority="67"/>
+    <w:lsdException w:name="Medium Grid 2 Accent 4" w:uiPriority="68"/>
+    <w:lsdException w:name="Medium Grid 3 Accent 4" w:uiPriority="69"/>
+    <w:lsdException w:name="Dark List Accent 4" w:uiPriority="70"/>
+    <w:lsdException w:name="Colorful Shading Accent 4" w:uiPriority="71"/>
+    <w:lsdException w:name="Colorful List Accent 4" w:uiPriority="72"/>
+    <w:lsdException w:name="Colorful Grid Accent 4" w:uiPriority="73"/>
+    <w:lsdException w:name="Light Shading Accent 5" w:uiPriority="60"/>
+    <w:lsdException w:name="Light List Accent 5" w:uiPriority="61"/>
+    <w:lsdException w:name="Light Grid Accent 5" w:uiPriority="62"/>
+    <w:lsdException w:name="Medium Shading 1 Accent 5" w:uiPriority="63"/>
+    <w:lsdException w:name="Medium Shading 2 Accent 5" w:uiPriority="64"/>
+    <w:lsdException w:name="Medium List 1 Accent 5" w:uiPriority="65"/>
+    <w:lsdException w:name="Medium List 2 Accent 5" w:uiPriority="66"/>
+    <w:lsdException w:name="Medium Grid 1 Accent 5" w:uiPriority="67"/>
+    <w:lsdException w:name="Medium Grid 2 Accent 5" w:uiPriority="68"/>
+    <w:lsdException w:name="Medium Grid 3 Accent 5" w:uiPriority="69"/>
+    <w:lsdException w:name="Dark List Accent 5" w:uiPriority="70"/>
+    <w:lsdException w:name="Colorful Shading Accent 5" w:uiPriority="71"/>
+    <w:lsdException w:name="Colorful List Accent 5" w:uiPriority="72"/>
+    <w:lsdException w:name="Colorful Grid Accent 5" w:uiPriority="73"/>
+    <w:lsdException w:name="Light Shading Accent 6" w:uiPriority="60"/>
+    <w:lsdException w:name="Light List Accent 6" w:uiPriority="61"/>
+    <w:lsdException w:name="Light Grid Accent 6" w:uiPriority="62"/>
+    <w:lsdException w:name="Medium Shading 1 Accent 6" w:uiPriority="63"/>
+    <w:lsdException w:name="Medium Shading 2 Accent 6" w:uiPriority="64"/>
+    <w:lsdException w:name="Medium List 1 Accent 6" w:uiPriority="65"/>
+    <w:lsdException w:name="Medium List 2 Accent 6" w:uiPriority="66"/>
+    <w:lsdException w:name="Medium Grid 1 Accent 6" w:uiPriority="67"/>
+    <w:lsdException w:name="Medium Grid 2 Accent 6" w:uiPriority="68"/>
+    <w:lsdException w:name="Medium Grid 3 Accent 6" w:uiPriority="69"/>
+    <w:lsdException w:name="Dark List Accent 6" w:uiPriority="70"/>
+    <w:lsdException w:name="Colorful Shading Accent 6" w:uiPriority="71"/>
+    <w:lsdException w:name="Colorful List Accent 6" w:uiPriority="72"/>
+    <w:lsdException w:name="Colorful Grid Accent 6" w:uiPriority="73"/>
+    <w:lsdException w:name="Subtle Emphasis" w:uiPriority="19" w:qFormat="1"/>
+    <w:lsdException w:name="Intense Emphasis" w:uiPriority="21" w:qFormat="1"/>
+    <w:lsdException w:name="Subtle Reference" w:uiPriority="31" w:qFormat="1"/>
+    <w:lsdException w:name="Intense Reference" w:uiPriority="32" w:qFormat="1"/>
+    <w:lsdException w:name="Book Title" w:uiPriority="33" w:qFormat="1"/>
+    <w:lsdException w:name="Bibliography" w:semiHidden="1" w:uiPriority="37" w:unhideWhenUsed="1"/>
+    <w:lsdException w:name="TOC Heading" w:semiHidden="1" w:uiPriority="39" w:unhideWhenUsed="1" w:qFormat="1"/>
+    <w:lsdException w:name="Plain Table 1" w:uiPriority="41"/>
+    <w:lsdException w:name="Plain Table 2" w:uiPriority="42"/>
+    <w:lsdException w:name="Plain Table 3" w:uiPriority="43"/>
+    <w:lsdException w:name="Plain Table 4" w:uiPriority="44"/>
+    <w:lsdException w:name="Plain Table 5" w:uiPriority="45"/>
+    <w:lsdException w:name="Grid Table Light" w:uiPriority="40"/>
+    <w:lsdException w:name="Grid Table 1 Light" w:uiPriority="46"/>
+    <w:lsdException w:name="Grid Table 2" w:uiPriority="47"/>
+    <w:lsdException w:name="Grid Table 3" w:uiPriority="48"/>
+    <w:lsdException w:name="Grid Table 4" w:uiPriority="49"/>
+    <w:lsdException w:name="Grid Table 5 Dark" w:uiPriority="50"/>
+    <w:lsdException w:name="Grid Table 6 Colorful" w:uiPriority="51"/>
+    <w:lsdException w:name="Grid Table 7 Colorful" w:uiPriority="52"/>
+    <w:lsdException w:name="Grid Table 1 Light Accent 1" w:uiPriority="46"/>
+    <w:lsdException w:name="Grid Table 2 Accent 1" w:uiPriority="47"/>
+    <w:lsdException w:name="Grid Table 3 Accent 1" w:uiPriority="48"/>
+    <w:lsdException w:name="Grid Table 4 Accent 1" w:uiPriority="49"/>
+    <w:lsdException w:name="Grid Table 5 Dark Accent 1" w:uiPriority="50"/>
+    <w:lsdException w:name="Grid Table 6 Colorful Accent 1" w:uiPriority="51"/>
+    <w:lsdException w:name="Grid Table 7 Colorful Accent 1" w:uiPriority="52"/>
+    <w:lsdException w:name="Grid Table 1 Light Accent 2" w:uiPriority="46"/>
+    <w:lsdException w:name="Grid Table 2 Accent 2" w:uiPriority="47"/>
+    <w:lsdException w:name="Grid Table 3 Accent 2" w:uiPriority="48"/>
+    <w:lsdException w:name="Grid Table 4 Accent 2" w:uiPriority="49"/>
+    <w:lsdException w:name="Grid Table 5 Dark Accent 2" w:uiPriority="50"/>
+    <w:lsdException w:name="Grid Table 6 Colorful Accent 2" w:uiPriority="51"/>
+    <w:lsdException w:name="Grid Table 7 Colorful Accent 2" w:uiPriority="52"/>
+    <w:lsdException w:name="Grid Table 1 Light Accent 3" w:uiPriority="46"/>
+    <w:lsdException w:name="Grid Table 2 Accent 3" w:uiPriority="47"/>
+    <w:lsdException w:name="Grid Table 3 Accent 3" w:uiPriority="48"/>
+    <w:lsdException w:name="Grid Table 4 Accent 3" w:uiPriority="49"/>
+    <w:lsdException w:name="Grid Table 5 Dark Accent 3" w:uiPriority="50"/>
+    <w:lsdException w:name="Grid Table 6 Colorful Accent 3" w:uiPriority="51"/>
+    <w:lsdException w:name="Grid Table 7 Colorful Accent 3" w:uiPriority="52"/>
+    <w:lsdException w:name="Grid Table 1 Light Accent 4" w:uiPriority="46"/>
+    <w:lsdException w:name="Grid Table 2 Accent 4" w:uiPriority="47"/>
+    <w:lsdException w:name="Grid Table 3 Accent 4" w:uiPriority="48"/>
+    <w:lsdException w:name="Grid Table 4 Accent 4" w:uiPriority="49"/>
+    <w:lsdException w:name="Grid Table 5 Dark Accent 4" w:uiPriority="50"/>
+    <w:lsdException w:name="Grid Table 6 Colorful Accent 4" w:uiPriority="51"/>
+    <w:lsdException w:name="Grid Table 7 Colorful Accent 4" w:uiPriority="52"/>
+    <w:lsdException w:name="Grid Table 1 Light Accent 5" w:uiPriority="46"/>
+    <w:lsdException w:name="Grid Table 2 Accent 5" w:uiPriority="47"/>
+    <w:lsdException w:name="Grid Table 3 Accent 5" w:uiPriority="48"/>
+    <w:lsdException w:name="Grid Table 4 Accent 5" w:uiPriority="49"/>
+    <w:lsdException w:name="Grid Table 5 Dark Accent 5" w:uiPriority="50"/>
+    <w:lsdException w:name="Grid Table 6 Colorful Accent 5" w:uiPriority="51"/>
+    <w:lsdException w:name="Grid Table 7 Colorful Accent 5" w:uiPriority="52"/>
+    <w:lsdException w:name="Grid Table 1 Light Accent 6" w:uiPriority="46"/>
+    <w:lsdException w:name="Grid Table 2 Accent 6" w:uiPriority="47"/>
+    <w:lsdException w:name="Grid Table 3 Accent 6" w:uiPriority="48"/>
+    <w:lsdException w:name="Grid Table 4 Accent 6" w:uiPriority="49"/>
+    <w:lsdException w:name="Grid Table 5 Dark Accent 6" w:uiPriority="50"/>
+    <w:lsdException w:name="Grid Table 6 Colorful Accent 6" w:uiPriority="51"/>
+    <w:lsdException w:name="Grid Table 7 Colorful Accent 6" w:uiPriority="52"/>
+    <w:lsdException w:name="List Table 1 Light" w:uiPriority="46"/>
+    <w:lsdException w:name="List Table 2" w:uiPriority="47"/>
+    <w:lsdException w:name="List Table 3" w:uiPriority="48"/>
+    <w:lsdException w:name="List Table 4" w:uiPriority="49"/>
+    <w:lsdException w:name="List Table 5 Dark" w:uiPriority="50"/>
+    <w:lsdException w:name="List Table 6 Colorful" w:uiPriority="51"/>
+    <w:lsdException w:name="List Table 7 Colorful" w:uiPriority="52"/>
+    <w:lsdException w:name="List Table 1 Light Accent 1" w:uiPriority="46"/>
+    <w:lsdException w:name="List Table 2 Accent 1" w:uiPriority="47"/>
+    <w:lsdException w:name="List Table 3 Accent 1" w:uiPriority="48"/>
+    <w:lsdException w:name="List Table 4 Accent 1" w:uiPriority="49"/>
+    <w:lsdException w:name="List Table 5 Dark Accent 1" w:uiPriority="50"/>
+    <w:lsdException w:name="List Table 6 Colorful Accent 1" w:uiPriority="51"/>
+    <w:lsdException w:name="List Table 7 Colorful Accent 1" w:uiPriority="52"/>
+    <w:lsdException w:name="List Table 1 Light Accent 2" w:uiPriority="46"/>
+    <w:lsdException w:name="List Table 2 Accent 2" w:uiPriority="47"/>
+    <w:lsdException w:name="List Table 3 Accent 2" w:uiPriority="48"/>
+    <w:lsdException w:name="List Table 4 Accent 2" w:uiPriority="49"/>
+    <w:lsdException w:name="List Table 5 Dark Accent 2" w:uiPriority="50"/>
+    <w:lsdException w:name="List Table 6 Colorful Accent 2" w:uiPriority="51"/>
+    <w:lsdException w:name="List Table 7 Colorful Accent 2" w:uiPriority="52"/>
+    <w:lsdException w:name="List Table 1 Light Accent 3" w:uiPriority="46"/>
+    <w:lsdException w:name="List Table 2 Accent 3" w:uiPriority="47"/>
+    <w:lsdException w:name="List Table 3 Accent 3" w:uiPriority="48"/>
+    <w:lsdException w:name="List Table 4 Accent 3" w:uiPriority="49"/>
+    <w:lsdException w:name="List Table 5 Dark Accent 3" w:uiPriority="50"/>
+    <w:lsdException w:name="List Table 6 Colorful Accent 3" w:uiPriority="51"/>
+    <w:lsdException w:name="List Table 7 Colorful Accent 3" w:uiPriority="52"/>
+    <w:lsdException w:name="List Table 1 Light Accent 4" w:uiPriority="46"/>
+    <w:lsdException w:name="List Table 2 Accent 4" w:uiPriority="47"/>
+    <w:lsdException w:name="List Table 3 Accent 4" w:uiPriority="48"/>
+    <w:lsdException w:name="List Table 4 Accent 4" w:uiPriority="49"/>
+    <w:lsdException w:name="List Table 5 Dark Accent 4" w:uiPriority="50"/>
+    <w:lsdException w:name="List Table 6 Colorful Accent 4" w:uiPriority="51"/>
+    <w:lsdException w:name="List Table 7 Colorful Accent 4" w:uiPriority="52"/>
+    <w:lsdException w:name="List Table 1 Light Accent 5" w:uiPriority="46"/>
+    <w:lsdException w:name="List Table 2 Accent 5" w:uiPriority="47"/>
+    <w:lsdException w:name="List Table 3 Accent 5" w:uiPriority="48"/>
+    <w:lsdException w:name="List Table 4 Accent 5" w:uiPriority="49"/>
+    <w:lsdException w:name="List Table 5 Dark Accent 5" w:uiPriority="50"/>
+    <w:lsdException w:name="List Table 6 Colorful Accent 5" w:uiPriority="51"/>
+    <w:lsdException w:name="List Table 7 Colorful Accent 5" w:uiPriority="52"/>
+    <w:lsdException w:name="List Table 1 Light Accent 6" w:uiPriority="46"/>
+    <w:lsdException w:name="List Table 2 Accent 6" w:uiPriority="47"/>
+    <w:lsdException w:name="List Table 3 Accent 6" w:uiPriority="48"/>
+    <w:lsdException w:name="List Table 4 Accent 6" w:uiPriority="49"/>
+    <w:lsdException w:name="List Table 5 Dark Accent 6" w:uiPriority="50"/>
+    <w:lsdException w:name="List Table 6 Colorful Accent 6" w:uiPriority="51"/>
+    <w:lsdException w:name="List Table 7 Colorful Accent 6" w:uiPriority="52"/>
+    <w:lsdException w:name="Mention" w:semiHidden="1" w:unhideWhenUsed="1"/>
+    <w:lsdException w:name="Smart Hyperlink" w:semiHidden="1" w:unhideWhenUsed="1"/>
+    <w:lsdException w:name="Hashtag" w:semiHidden="1" w:unhideWhenUsed="1"/>
+    <w:lsdException w:name="Unresolved Mention" w:semiHidden="1" w:unhideWhenUsed="1"/>
+    <w:lsdException w:name="Smart Link" w:semiHidden="1" w:unhideWhenUsed="1"/>
   </w:latentStyles>
-  <w:style w:type="paragraph" w:default="1" w:styleId="1">
+  <w:style w:type="paragraph" w:default="1" w:styleId="Normal">
     <w:name w:val="Normal"/>
     <w:qFormat/>
-    <w:uiPriority w:val="0"/>
     <w:pPr>
       <w:spacing w:after="160" w:line="259" w:lineRule="auto"/>
     </w:pPr>
     <w:rPr>
-      <w:rFonts w:asciiTheme="minorHAnsi" w:hAnsiTheme="minorHAnsi" w:eastAsiaTheme="minorHAnsi" w:cstheme="minorBidi"/>
-      <w:kern w:val="0"/>
       <w:sz w:val="22"/>
       <w:szCs w:val="22"/>
-      <w:lang w:val="en-US" w:eastAsia="en-US" w:bidi="ar-SA"/>
-      <w14:ligatures w14:val="none"/>
     </w:rPr>
   </w:style>
-  <w:style w:type="paragraph" w:styleId="2">
+  <w:style w:type="paragraph" w:styleId="Heading1">
     <w:name w:val="heading 1"/>
-    <w:basedOn w:val="1"/>
-    <w:next w:val="1"/>
-    <w:link w:val="18"/>
+    <w:basedOn w:val="Normal"/>
+    <w:next w:val="Normal"/>
+    <w:link w:val="Heading1Char"/>
+    <w:uiPriority w:val="9"/>
     <w:qFormat/>
-    <w:uiPriority w:val="9"/>
     <w:pPr>
       <w:keepNext/>
       <w:keepLines/>
@@ -2662,21 +2689,21 @@
       <w:outlineLvl w:val="0"/>
     </w:pPr>
     <w:rPr>
-      <w:rFonts w:asciiTheme="majorHAnsi" w:hAnsiTheme="majorHAnsi" w:eastAsiaTheme="majorEastAsia" w:cstheme="majorBidi"/>
-      <w:color w:val="104862" w:themeColor="accent1" w:themeShade="BF"/>
+      <w:rFonts w:asciiTheme="majorHAnsi" w:eastAsiaTheme="majorEastAsia" w:hAnsiTheme="majorHAnsi" w:cstheme="majorBidi"/>
+      <w:color w:val="0F4761" w:themeColor="accent1" w:themeShade="BF"/>
       <w:sz w:val="40"/>
       <w:szCs w:val="40"/>
     </w:rPr>
   </w:style>
-  <w:style w:type="paragraph" w:styleId="3">
+  <w:style w:type="paragraph" w:styleId="Heading2">
     <w:name w:val="heading 2"/>
-    <w:basedOn w:val="1"/>
-    <w:next w:val="1"/>
-    <w:link w:val="19"/>
+    <w:basedOn w:val="Normal"/>
+    <w:next w:val="Normal"/>
+    <w:link w:val="Heading2Char"/>
+    <w:uiPriority w:val="9"/>
     <w:semiHidden/>
     <w:unhideWhenUsed/>
     <w:qFormat/>
-    <w:uiPriority w:val="9"/>
     <w:pPr>
       <w:keepNext/>
       <w:keepLines/>
@@ -2684,21 +2711,21 @@
       <w:outlineLvl w:val="1"/>
     </w:pPr>
     <w:rPr>
-      <w:rFonts w:asciiTheme="majorHAnsi" w:hAnsiTheme="majorHAnsi" w:eastAsiaTheme="majorEastAsia" w:cstheme="majorBidi"/>
-      <w:color w:val="104862" w:themeColor="accent1" w:themeShade="BF"/>
+      <w:rFonts w:asciiTheme="majorHAnsi" w:eastAsiaTheme="majorEastAsia" w:hAnsiTheme="majorHAnsi" w:cstheme="majorBidi"/>
+      <w:color w:val="0F4761" w:themeColor="accent1" w:themeShade="BF"/>
       <w:sz w:val="32"/>
       <w:szCs w:val="32"/>
     </w:rPr>
   </w:style>
-  <w:style w:type="paragraph" w:styleId="4">
+  <w:style w:type="paragraph" w:styleId="Heading3">
     <w:name w:val="heading 3"/>
-    <w:basedOn w:val="1"/>
-    <w:next w:val="1"/>
-    <w:link w:val="20"/>
+    <w:basedOn w:val="Normal"/>
+    <w:next w:val="Normal"/>
+    <w:link w:val="Heading3Char"/>
+    <w:uiPriority w:val="9"/>
     <w:semiHidden/>
     <w:unhideWhenUsed/>
     <w:qFormat/>
-    <w:uiPriority w:val="9"/>
     <w:pPr>
       <w:keepNext/>
       <w:keepLines/>
@@ -2707,20 +2734,20 @@
     </w:pPr>
     <w:rPr>
       <w:rFonts w:eastAsiaTheme="majorEastAsia" w:cstheme="majorBidi"/>
-      <w:color w:val="104862" w:themeColor="accent1" w:themeShade="BF"/>
+      <w:color w:val="0F4761" w:themeColor="accent1" w:themeShade="BF"/>
       <w:sz w:val="28"/>
       <w:szCs w:val="28"/>
     </w:rPr>
   </w:style>
-  <w:style w:type="paragraph" w:styleId="5">
+  <w:style w:type="paragraph" w:styleId="Heading4">
     <w:name w:val="heading 4"/>
-    <w:basedOn w:val="1"/>
-    <w:next w:val="1"/>
-    <w:link w:val="21"/>
+    <w:basedOn w:val="Normal"/>
+    <w:next w:val="Normal"/>
+    <w:link w:val="Heading4Char"/>
+    <w:uiPriority w:val="9"/>
     <w:semiHidden/>
     <w:unhideWhenUsed/>
     <w:qFormat/>
-    <w:uiPriority w:val="9"/>
     <w:pPr>
       <w:keepNext/>
       <w:keepLines/>
@@ -2731,18 +2758,18 @@
       <w:rFonts w:eastAsiaTheme="majorEastAsia" w:cstheme="majorBidi"/>
       <w:i/>
       <w:iCs/>
-      <w:color w:val="104862" w:themeColor="accent1" w:themeShade="BF"/>
+      <w:color w:val="0F4761" w:themeColor="accent1" w:themeShade="BF"/>
     </w:rPr>
   </w:style>
-  <w:style w:type="paragraph" w:styleId="6">
+  <w:style w:type="paragraph" w:styleId="Heading5">
     <w:name w:val="heading 5"/>
-    <w:basedOn w:val="1"/>
-    <w:next w:val="1"/>
-    <w:link w:val="22"/>
+    <w:basedOn w:val="Normal"/>
+    <w:next w:val="Normal"/>
+    <w:link w:val="Heading5Char"/>
+    <w:uiPriority w:val="9"/>
     <w:semiHidden/>
     <w:unhideWhenUsed/>
     <w:qFormat/>
-    <w:uiPriority w:val="9"/>
     <w:pPr>
       <w:keepNext/>
       <w:keepLines/>
@@ -2751,18 +2778,18 @@
     </w:pPr>
     <w:rPr>
       <w:rFonts w:eastAsiaTheme="majorEastAsia" w:cstheme="majorBidi"/>
-      <w:color w:val="104862" w:themeColor="accent1" w:themeShade="BF"/>
+      <w:color w:val="0F4761" w:themeColor="accent1" w:themeShade="BF"/>
     </w:rPr>
   </w:style>
-  <w:style w:type="paragraph" w:styleId="7">
+  <w:style w:type="paragraph" w:styleId="Heading6">
     <w:name w:val="heading 6"/>
-    <w:basedOn w:val="1"/>
-    <w:next w:val="1"/>
-    <w:link w:val="23"/>
+    <w:basedOn w:val="Normal"/>
+    <w:next w:val="Normal"/>
+    <w:link w:val="Heading6Char"/>
+    <w:uiPriority w:val="9"/>
     <w:semiHidden/>
     <w:unhideWhenUsed/>
     <w:qFormat/>
-    <w:uiPriority w:val="9"/>
     <w:pPr>
       <w:keepNext/>
       <w:keepLines/>
@@ -2774,25 +2801,17 @@
       <w:i/>
       <w:iCs/>
       <w:color w:val="595959" w:themeColor="text1" w:themeTint="A6"/>
-      <w14:textFill>
-        <w14:solidFill>
-          <w14:schemeClr w14:val="tx1">
-            <w14:lumMod w14:val="65000"/>
-            <w14:lumOff w14:val="35000"/>
-          </w14:schemeClr>
-        </w14:solidFill>
-      </w14:textFill>
     </w:rPr>
   </w:style>
-  <w:style w:type="paragraph" w:styleId="8">
+  <w:style w:type="paragraph" w:styleId="Heading7">
     <w:name w:val="heading 7"/>
-    <w:basedOn w:val="1"/>
-    <w:next w:val="1"/>
-    <w:link w:val="24"/>
+    <w:basedOn w:val="Normal"/>
+    <w:next w:val="Normal"/>
+    <w:link w:val="Heading7Char"/>
+    <w:uiPriority w:val="9"/>
     <w:semiHidden/>
     <w:unhideWhenUsed/>
     <w:qFormat/>
-    <w:uiPriority w:val="9"/>
     <w:pPr>
       <w:keepNext/>
       <w:keepLines/>
@@ -2802,25 +2821,17 @@
     <w:rPr>
       <w:rFonts w:eastAsiaTheme="majorEastAsia" w:cstheme="majorBidi"/>
       <w:color w:val="595959" w:themeColor="text1" w:themeTint="A6"/>
-      <w14:textFill>
-        <w14:solidFill>
-          <w14:schemeClr w14:val="tx1">
-            <w14:lumMod w14:val="65000"/>
-            <w14:lumOff w14:val="35000"/>
-          </w14:schemeClr>
-        </w14:solidFill>
-      </w14:textFill>
     </w:rPr>
   </w:style>
-  <w:style w:type="paragraph" w:styleId="9">
+  <w:style w:type="paragraph" w:styleId="Heading8">
     <w:name w:val="heading 8"/>
-    <w:basedOn w:val="1"/>
-    <w:next w:val="1"/>
-    <w:link w:val="25"/>
+    <w:basedOn w:val="Normal"/>
+    <w:next w:val="Normal"/>
+    <w:link w:val="Heading8Char"/>
+    <w:uiPriority w:val="9"/>
     <w:semiHidden/>
     <w:unhideWhenUsed/>
     <w:qFormat/>
-    <w:uiPriority w:val="9"/>
     <w:pPr>
       <w:keepNext/>
       <w:keepLines/>
@@ -2832,25 +2843,17 @@
       <w:i/>
       <w:iCs/>
       <w:color w:val="262626" w:themeColor="text1" w:themeTint="D9"/>
-      <w14:textFill>
-        <w14:solidFill>
-          <w14:schemeClr w14:val="tx1">
-            <w14:lumMod w14:val="85000"/>
-            <w14:lumOff w14:val="15000"/>
-          </w14:schemeClr>
-        </w14:solidFill>
-      </w14:textFill>
     </w:rPr>
   </w:style>
-  <w:style w:type="paragraph" w:styleId="10">
+  <w:style w:type="paragraph" w:styleId="Heading9">
     <w:name w:val="heading 9"/>
-    <w:basedOn w:val="1"/>
-    <w:next w:val="1"/>
-    <w:link w:val="26"/>
+    <w:basedOn w:val="Normal"/>
+    <w:next w:val="Normal"/>
+    <w:link w:val="Heading9Char"/>
+    <w:uiPriority w:val="9"/>
     <w:semiHidden/>
     <w:unhideWhenUsed/>
     <w:qFormat/>
-    <w:uiPriority w:val="9"/>
     <w:pPr>
       <w:keepNext/>
       <w:keepLines/>
@@ -2860,30 +2863,21 @@
     <w:rPr>
       <w:rFonts w:eastAsiaTheme="majorEastAsia" w:cstheme="majorBidi"/>
       <w:color w:val="262626" w:themeColor="text1" w:themeTint="D9"/>
-      <w14:textFill>
-        <w14:solidFill>
-          <w14:schemeClr w14:val="tx1">
-            <w14:lumMod w14:val="85000"/>
-            <w14:lumOff w14:val="15000"/>
-          </w14:schemeClr>
-        </w14:solidFill>
-      </w14:textFill>
     </w:rPr>
   </w:style>
-  <w:style w:type="character" w:default="1" w:styleId="11">
+  <w:style w:type="character" w:default="1" w:styleId="DefaultParagraphFont">
     <w:name w:val="Default Paragraph Font"/>
+    <w:uiPriority w:val="1"/>
     <w:semiHidden/>
     <w:unhideWhenUsed/>
-    <w:qFormat/>
-    <w:uiPriority w:val="1"/>
-  </w:style>
-  <w:style w:type="table" w:default="1" w:styleId="12">
+  </w:style>
+  <w:style w:type="table" w:default="1" w:styleId="TableNormal">
     <w:name w:val="Normal Table"/>
+    <w:uiPriority w:val="99"/>
     <w:semiHidden/>
     <w:unhideWhenUsed/>
-    <w:qFormat/>
-    <w:uiPriority w:val="99"/>
     <w:tblPr>
+      <w:tblInd w:w="0" w:type="dxa"/>
       <w:tblCellMar>
         <w:top w:w="0" w:type="dxa"/>
         <w:left w:w="108" w:type="dxa"/>
@@ -2892,13 +2886,19 @@
       </w:tblCellMar>
     </w:tblPr>
   </w:style>
-  <w:style w:type="paragraph" w:styleId="13">
+  <w:style w:type="numbering" w:default="1" w:styleId="NoList">
+    <w:name w:val="No List"/>
+    <w:uiPriority w:val="99"/>
+    <w:semiHidden/>
+    <w:unhideWhenUsed/>
+  </w:style>
+  <w:style w:type="paragraph" w:styleId="Footer">
     <w:name w:val="footer"/>
-    <w:basedOn w:val="1"/>
-    <w:link w:val="37"/>
+    <w:basedOn w:val="Normal"/>
+    <w:link w:val="FooterChar"/>
+    <w:uiPriority w:val="99"/>
     <w:unhideWhenUsed/>
     <w:qFormat/>
-    <w:uiPriority w:val="99"/>
     <w:pPr>
       <w:tabs>
         <w:tab w:val="center" w:pos="4680"/>
@@ -2907,13 +2907,13 @@
       <w:spacing w:after="0" w:line="240" w:lineRule="auto"/>
     </w:pPr>
   </w:style>
-  <w:style w:type="paragraph" w:styleId="14">
+  <w:style w:type="paragraph" w:styleId="Header">
     <w:name w:val="header"/>
-    <w:basedOn w:val="1"/>
-    <w:link w:val="36"/>
+    <w:basedOn w:val="Normal"/>
+    <w:link w:val="HeaderChar"/>
+    <w:uiPriority w:val="99"/>
     <w:unhideWhenUsed/>
     <w:qFormat/>
-    <w:uiPriority w:val="99"/>
     <w:pPr>
       <w:tabs>
         <w:tab w:val="center" w:pos="4680"/>
@@ -2922,253 +2922,205 @@
       <w:spacing w:after="0" w:line="240" w:lineRule="auto"/>
     </w:pPr>
   </w:style>
-  <w:style w:type="character" w:styleId="15">
+  <w:style w:type="character" w:styleId="Hyperlink">
     <w:name w:val="Hyperlink"/>
-    <w:basedOn w:val="11"/>
+    <w:basedOn w:val="DefaultParagraphFont"/>
+    <w:uiPriority w:val="99"/>
     <w:unhideWhenUsed/>
     <w:qFormat/>
-    <w:uiPriority w:val="99"/>
     <w:rPr>
       <w:color w:val="0000FF"/>
       <w:u w:val="single"/>
     </w:rPr>
   </w:style>
-  <w:style w:type="paragraph" w:styleId="16">
+  <w:style w:type="paragraph" w:styleId="Subtitle">
     <w:name w:val="Subtitle"/>
-    <w:basedOn w:val="1"/>
-    <w:next w:val="1"/>
-    <w:link w:val="28"/>
+    <w:basedOn w:val="Normal"/>
+    <w:next w:val="Normal"/>
+    <w:link w:val="SubtitleChar"/>
+    <w:uiPriority w:val="11"/>
     <w:qFormat/>
-    <w:uiPriority w:val="11"/>
     <w:rPr>
       <w:rFonts w:eastAsiaTheme="majorEastAsia" w:cstheme="majorBidi"/>
       <w:color w:val="595959" w:themeColor="text1" w:themeTint="A6"/>
       <w:spacing w:val="15"/>
       <w:sz w:val="28"/>
       <w:szCs w:val="28"/>
-      <w14:textFill>
-        <w14:solidFill>
-          <w14:schemeClr w14:val="tx1">
-            <w14:lumMod w14:val="65000"/>
-            <w14:lumOff w14:val="35000"/>
-          </w14:schemeClr>
-        </w14:solidFill>
-      </w14:textFill>
     </w:rPr>
   </w:style>
-  <w:style w:type="paragraph" w:styleId="17">
+  <w:style w:type="paragraph" w:styleId="Title">
     <w:name w:val="Title"/>
-    <w:basedOn w:val="1"/>
-    <w:next w:val="1"/>
-    <w:link w:val="27"/>
+    <w:basedOn w:val="Normal"/>
+    <w:next w:val="Normal"/>
+    <w:link w:val="TitleChar"/>
+    <w:uiPriority w:val="10"/>
     <w:qFormat/>
-    <w:uiPriority w:val="10"/>
     <w:pPr>
       <w:spacing w:after="80" w:line="240" w:lineRule="auto"/>
       <w:contextualSpacing/>
     </w:pPr>
     <w:rPr>
-      <w:rFonts w:asciiTheme="majorHAnsi" w:hAnsiTheme="majorHAnsi" w:eastAsiaTheme="majorEastAsia" w:cstheme="majorBidi"/>
+      <w:rFonts w:asciiTheme="majorHAnsi" w:eastAsiaTheme="majorEastAsia" w:hAnsiTheme="majorHAnsi" w:cstheme="majorBidi"/>
       <w:spacing w:val="-10"/>
       <w:kern w:val="28"/>
       <w:sz w:val="56"/>
       <w:szCs w:val="56"/>
     </w:rPr>
   </w:style>
-  <w:style w:type="character" w:customStyle="1" w:styleId="18">
+  <w:style w:type="character" w:customStyle="1" w:styleId="Heading1Char">
     <w:name w:val="Heading 1 Char"/>
-    <w:basedOn w:val="11"/>
-    <w:link w:val="2"/>
+    <w:basedOn w:val="DefaultParagraphFont"/>
+    <w:link w:val="Heading1"/>
+    <w:uiPriority w:val="9"/>
     <w:qFormat/>
-    <w:uiPriority w:val="9"/>
     <w:rPr>
-      <w:rFonts w:asciiTheme="majorHAnsi" w:hAnsiTheme="majorHAnsi" w:eastAsiaTheme="majorEastAsia" w:cstheme="majorBidi"/>
-      <w:color w:val="104862" w:themeColor="accent1" w:themeShade="BF"/>
+      <w:rFonts w:asciiTheme="majorHAnsi" w:eastAsiaTheme="majorEastAsia" w:hAnsiTheme="majorHAnsi" w:cstheme="majorBidi"/>
+      <w:color w:val="0F4761" w:themeColor="accent1" w:themeShade="BF"/>
       <w:sz w:val="40"/>
       <w:szCs w:val="40"/>
     </w:rPr>
   </w:style>
-  <w:style w:type="character" w:customStyle="1" w:styleId="19">
+  <w:style w:type="character" w:customStyle="1" w:styleId="Heading2Char">
     <w:name w:val="Heading 2 Char"/>
-    <w:basedOn w:val="11"/>
-    <w:link w:val="3"/>
+    <w:basedOn w:val="DefaultParagraphFont"/>
+    <w:link w:val="Heading2"/>
+    <w:uiPriority w:val="9"/>
     <w:semiHidden/>
     <w:qFormat/>
-    <w:uiPriority w:val="9"/>
     <w:rPr>
-      <w:rFonts w:asciiTheme="majorHAnsi" w:hAnsiTheme="majorHAnsi" w:eastAsiaTheme="majorEastAsia" w:cstheme="majorBidi"/>
-      <w:color w:val="104862" w:themeColor="accent1" w:themeShade="BF"/>
+      <w:rFonts w:asciiTheme="majorHAnsi" w:eastAsiaTheme="majorEastAsia" w:hAnsiTheme="majorHAnsi" w:cstheme="majorBidi"/>
+      <w:color w:val="0F4761" w:themeColor="accent1" w:themeShade="BF"/>
       <w:sz w:val="32"/>
       <w:szCs w:val="32"/>
     </w:rPr>
   </w:style>
-  <w:style w:type="character" w:customStyle="1" w:styleId="20">
+  <w:style w:type="character" w:customStyle="1" w:styleId="Heading3Char">
     <w:name w:val="Heading 3 Char"/>
-    <w:basedOn w:val="11"/>
-    <w:link w:val="4"/>
+    <w:basedOn w:val="DefaultParagraphFont"/>
+    <w:link w:val="Heading3"/>
+    <w:uiPriority w:val="9"/>
     <w:semiHidden/>
     <w:qFormat/>
-    <w:uiPriority w:val="9"/>
     <w:rPr>
       <w:rFonts w:eastAsiaTheme="majorEastAsia" w:cstheme="majorBidi"/>
-      <w:color w:val="104862" w:themeColor="accent1" w:themeShade="BF"/>
+      <w:color w:val="0F4761" w:themeColor="accent1" w:themeShade="BF"/>
       <w:sz w:val="28"/>
       <w:szCs w:val="28"/>
     </w:rPr>
   </w:style>
-  <w:style w:type="character" w:customStyle="1" w:styleId="21">
+  <w:style w:type="character" w:customStyle="1" w:styleId="Heading4Char">
     <w:name w:val="Heading 4 Char"/>
-    <w:basedOn w:val="11"/>
-    <w:link w:val="5"/>
+    <w:basedOn w:val="DefaultParagraphFont"/>
+    <w:link w:val="Heading4"/>
+    <w:uiPriority w:val="9"/>
     <w:semiHidden/>
     <w:qFormat/>
-    <w:uiPriority w:val="9"/>
     <w:rPr>
       <w:rFonts w:eastAsiaTheme="majorEastAsia" w:cstheme="majorBidi"/>
       <w:i/>
       <w:iCs/>
-      <w:color w:val="104862" w:themeColor="accent1" w:themeShade="BF"/>
+      <w:color w:val="0F4761" w:themeColor="accent1" w:themeShade="BF"/>
     </w:rPr>
   </w:style>
-  <w:style w:type="character" w:customStyle="1" w:styleId="22">
+  <w:style w:type="character" w:customStyle="1" w:styleId="Heading5Char">
     <w:name w:val="Heading 5 Char"/>
-    <w:basedOn w:val="11"/>
-    <w:link w:val="6"/>
+    <w:basedOn w:val="DefaultParagraphFont"/>
+    <w:link w:val="Heading5"/>
+    <w:uiPriority w:val="9"/>
     <w:semiHidden/>
     <w:qFormat/>
-    <w:uiPriority w:val="9"/>
     <w:rPr>
       <w:rFonts w:eastAsiaTheme="majorEastAsia" w:cstheme="majorBidi"/>
-      <w:color w:val="104862" w:themeColor="accent1" w:themeShade="BF"/>
+      <w:color w:val="0F4761" w:themeColor="accent1" w:themeShade="BF"/>
     </w:rPr>
   </w:style>
-  <w:style w:type="character" w:customStyle="1" w:styleId="23">
+  <w:style w:type="character" w:customStyle="1" w:styleId="Heading6Char">
     <w:name w:val="Heading 6 Char"/>
-    <w:basedOn w:val="11"/>
-    <w:link w:val="7"/>
+    <w:basedOn w:val="DefaultParagraphFont"/>
+    <w:link w:val="Heading6"/>
+    <w:uiPriority w:val="9"/>
     <w:semiHidden/>
     <w:qFormat/>
-    <w:uiPriority w:val="9"/>
     <w:rPr>
       <w:rFonts w:eastAsiaTheme="majorEastAsia" w:cstheme="majorBidi"/>
       <w:i/>
       <w:iCs/>
       <w:color w:val="595959" w:themeColor="text1" w:themeTint="A6"/>
-      <w14:textFill>
-        <w14:solidFill>
-          <w14:schemeClr w14:val="tx1">
-            <w14:lumMod w14:val="65000"/>
-            <w14:lumOff w14:val="35000"/>
-          </w14:schemeClr>
-        </w14:solidFill>
-      </w14:textFill>
     </w:rPr>
   </w:style>
-  <w:style w:type="character" w:customStyle="1" w:styleId="24">
+  <w:style w:type="character" w:customStyle="1" w:styleId="Heading7Char">
     <w:name w:val="Heading 7 Char"/>
-    <w:basedOn w:val="11"/>
-    <w:link w:val="8"/>
+    <w:basedOn w:val="DefaultParagraphFont"/>
+    <w:link w:val="Heading7"/>
+    <w:uiPriority w:val="9"/>
     <w:semiHidden/>
     <w:qFormat/>
-    <w:uiPriority w:val="9"/>
     <w:rPr>
       <w:rFonts w:eastAsiaTheme="majorEastAsia" w:cstheme="majorBidi"/>
       <w:color w:val="595959" w:themeColor="text1" w:themeTint="A6"/>
-      <w14:textFill>
-        <w14:solidFill>
-          <w14:schemeClr w14:val="tx1">
-            <w14:lumMod w14:val="65000"/>
-            <w14:lumOff w14:val="35000"/>
-          </w14:schemeClr>
-        </w14:solidFill>
-      </w14:textFill>
     </w:rPr>
   </w:style>
-  <w:style w:type="character" w:customStyle="1" w:styleId="25">
+  <w:style w:type="character" w:customStyle="1" w:styleId="Heading8Char">
     <w:name w:val="Heading 8 Char"/>
-    <w:basedOn w:val="11"/>
-    <w:link w:val="9"/>
+    <w:basedOn w:val="DefaultParagraphFont"/>
+    <w:link w:val="Heading8"/>
+    <w:uiPriority w:val="9"/>
     <w:semiHidden/>
     <w:qFormat/>
-    <w:uiPriority w:val="9"/>
     <w:rPr>
       <w:rFonts w:eastAsiaTheme="majorEastAsia" w:cstheme="majorBidi"/>
       <w:i/>
       <w:iCs/>
       <w:color w:val="262626" w:themeColor="text1" w:themeTint="D9"/>
-      <w14:textFill>
-        <w14:solidFill>
-          <w14:schemeClr w14:val="tx1">
-            <w14:lumMod w14:val="85000"/>
-            <w14:lumOff w14:val="15000"/>
-          </w14:schemeClr>
-        </w14:solidFill>
-      </w14:textFill>
     </w:rPr>
   </w:style>
-  <w:style w:type="character" w:customStyle="1" w:styleId="26">
+  <w:style w:type="character" w:customStyle="1" w:styleId="Heading9Char">
     <w:name w:val="Heading 9 Char"/>
-    <w:basedOn w:val="11"/>
-    <w:link w:val="10"/>
+    <w:basedOn w:val="DefaultParagraphFont"/>
+    <w:link w:val="Heading9"/>
+    <w:uiPriority w:val="9"/>
     <w:semiHidden/>
     <w:qFormat/>
-    <w:uiPriority w:val="9"/>
     <w:rPr>
       <w:rFonts w:eastAsiaTheme="majorEastAsia" w:cstheme="majorBidi"/>
       <w:color w:val="262626" w:themeColor="text1" w:themeTint="D9"/>
-      <w14:textFill>
-        <w14:solidFill>
-          <w14:schemeClr w14:val="tx1">
-            <w14:lumMod w14:val="85000"/>
-            <w14:lumOff w14:val="15000"/>
-          </w14:schemeClr>
-        </w14:solidFill>
-      </w14:textFill>
     </w:rPr>
   </w:style>
-  <w:style w:type="character" w:customStyle="1" w:styleId="27">
+  <w:style w:type="character" w:customStyle="1" w:styleId="TitleChar">
     <w:name w:val="Title Char"/>
-    <w:basedOn w:val="11"/>
-    <w:link w:val="17"/>
+    <w:basedOn w:val="DefaultParagraphFont"/>
+    <w:link w:val="Title"/>
+    <w:uiPriority w:val="10"/>
     <w:qFormat/>
-    <w:uiPriority w:val="10"/>
     <w:rPr>
-      <w:rFonts w:asciiTheme="majorHAnsi" w:hAnsiTheme="majorHAnsi" w:eastAsiaTheme="majorEastAsia" w:cstheme="majorBidi"/>
+      <w:rFonts w:asciiTheme="majorHAnsi" w:eastAsiaTheme="majorEastAsia" w:hAnsiTheme="majorHAnsi" w:cstheme="majorBidi"/>
       <w:spacing w:val="-10"/>
       <w:kern w:val="28"/>
       <w:sz w:val="56"/>
       <w:szCs w:val="56"/>
     </w:rPr>
   </w:style>
-  <w:style w:type="character" w:customStyle="1" w:styleId="28">
+  <w:style w:type="character" w:customStyle="1" w:styleId="SubtitleChar">
     <w:name w:val="Subtitle Char"/>
-    <w:basedOn w:val="11"/>
-    <w:link w:val="16"/>
+    <w:basedOn w:val="DefaultParagraphFont"/>
+    <w:link w:val="Subtitle"/>
+    <w:uiPriority w:val="11"/>
     <w:qFormat/>
-    <w:uiPriority w:val="11"/>
     <w:rPr>
       <w:rFonts w:eastAsiaTheme="majorEastAsia" w:cstheme="majorBidi"/>
       <w:color w:val="595959" w:themeColor="text1" w:themeTint="A6"/>
       <w:spacing w:val="15"/>
       <w:sz w:val="28"/>
       <w:szCs w:val="28"/>
-      <w14:textFill>
-        <w14:solidFill>
-          <w14:schemeClr w14:val="tx1">
-            <w14:lumMod w14:val="65000"/>
-            <w14:lumOff w14:val="35000"/>
-          </w14:schemeClr>
-        </w14:solidFill>
-      </w14:textFill>
     </w:rPr>
   </w:style>
-  <w:style w:type="paragraph" w:styleId="29">
+  <w:style w:type="paragraph" w:styleId="Quote">
     <w:name w:val="Quote"/>
-    <w:basedOn w:val="1"/>
-    <w:next w:val="1"/>
-    <w:link w:val="30"/>
+    <w:basedOn w:val="Normal"/>
+    <w:next w:val="Normal"/>
+    <w:link w:val="QuoteChar"/>
+    <w:uiPriority w:val="29"/>
     <w:qFormat/>
-    <w:uiPriority w:val="29"/>
     <w:pPr>
       <w:spacing w:before="160"/>
       <w:jc w:val="center"/>
@@ -3177,68 +3129,52 @@
       <w:i/>
       <w:iCs/>
       <w:color w:val="404040" w:themeColor="text1" w:themeTint="BF"/>
-      <w14:textFill>
-        <w14:solidFill>
-          <w14:schemeClr w14:val="tx1">
-            <w14:lumMod w14:val="75000"/>
-            <w14:lumOff w14:val="25000"/>
-          </w14:schemeClr>
-        </w14:solidFill>
-      </w14:textFill>
     </w:rPr>
   </w:style>
-  <w:style w:type="character" w:customStyle="1" w:styleId="30">
+  <w:style w:type="character" w:customStyle="1" w:styleId="QuoteChar">
     <w:name w:val="Quote Char"/>
-    <w:basedOn w:val="11"/>
-    <w:link w:val="29"/>
+    <w:basedOn w:val="DefaultParagraphFont"/>
+    <w:link w:val="Quote"/>
+    <w:uiPriority w:val="29"/>
     <w:qFormat/>
-    <w:uiPriority w:val="29"/>
     <w:rPr>
       <w:i/>
       <w:iCs/>
       <w:color w:val="404040" w:themeColor="text1" w:themeTint="BF"/>
-      <w14:textFill>
-        <w14:solidFill>
-          <w14:schemeClr w14:val="tx1">
-            <w14:lumMod w14:val="75000"/>
-            <w14:lumOff w14:val="25000"/>
-          </w14:schemeClr>
-        </w14:solidFill>
-      </w14:textFill>
     </w:rPr>
   </w:style>
-  <w:style w:type="paragraph" w:styleId="31">
+  <w:style w:type="paragraph" w:styleId="ListParagraph">
     <w:name w:val="List Paragraph"/>
-    <w:basedOn w:val="1"/>
+    <w:basedOn w:val="Normal"/>
+    <w:uiPriority w:val="34"/>
     <w:qFormat/>
-    <w:uiPriority w:val="34"/>
     <w:pPr>
       <w:ind w:left="720"/>
       <w:contextualSpacing/>
     </w:pPr>
   </w:style>
-  <w:style w:type="character" w:customStyle="1" w:styleId="32">
-    <w:name w:val="Intense Emphasis"/>
-    <w:basedOn w:val="11"/>
+  <w:style w:type="character" w:customStyle="1" w:styleId="IntenseEmphasis1">
+    <w:name w:val="Intense Emphasis1"/>
+    <w:basedOn w:val="DefaultParagraphFont"/>
+    <w:uiPriority w:val="21"/>
     <w:qFormat/>
-    <w:uiPriority w:val="21"/>
     <w:rPr>
       <w:i/>
       <w:iCs/>
-      <w:color w:val="104862" w:themeColor="accent1" w:themeShade="BF"/>
+      <w:color w:val="0F4761" w:themeColor="accent1" w:themeShade="BF"/>
     </w:rPr>
   </w:style>
-  <w:style w:type="paragraph" w:styleId="33">
+  <w:style w:type="paragraph" w:styleId="IntenseQuote">
     <w:name w:val="Intense Quote"/>
-    <w:basedOn w:val="1"/>
-    <w:next w:val="1"/>
-    <w:link w:val="34"/>
+    <w:basedOn w:val="Normal"/>
+    <w:next w:val="Normal"/>
+    <w:link w:val="IntenseQuoteChar"/>
+    <w:uiPriority w:val="30"/>
     <w:qFormat/>
-    <w:uiPriority w:val="30"/>
     <w:pPr>
       <w:pBdr>
-        <w:top w:val="single" w:color="0F4761" w:themeColor="accent1" w:themeShade="BF" w:sz="4" w:space="10"/>
-        <w:bottom w:val="single" w:color="0F4761" w:themeColor="accent1" w:themeShade="BF" w:sz="4" w:space="10"/>
+        <w:top w:val="single" w:sz="4" w:space="10" w:color="0F4761" w:themeColor="accent1" w:themeShade="BF"/>
+        <w:bottom w:val="single" w:sz="4" w:space="10" w:color="0F4761" w:themeColor="accent1" w:themeShade="BF"/>
       </w:pBdr>
       <w:spacing w:before="360" w:after="360"/>
       <w:ind w:left="864" w:right="864"/>
@@ -3247,40 +3183,40 @@
     <w:rPr>
       <w:i/>
       <w:iCs/>
-      <w:color w:val="104862" w:themeColor="accent1" w:themeShade="BF"/>
+      <w:color w:val="0F4761" w:themeColor="accent1" w:themeShade="BF"/>
     </w:rPr>
   </w:style>
-  <w:style w:type="character" w:customStyle="1" w:styleId="34">
+  <w:style w:type="character" w:customStyle="1" w:styleId="IntenseQuoteChar">
     <w:name w:val="Intense Quote Char"/>
-    <w:basedOn w:val="11"/>
-    <w:link w:val="33"/>
+    <w:basedOn w:val="DefaultParagraphFont"/>
+    <w:link w:val="IntenseQuote"/>
+    <w:uiPriority w:val="30"/>
     <w:qFormat/>
-    <w:uiPriority w:val="30"/>
     <w:rPr>
       <w:i/>
       <w:iCs/>
-      <w:color w:val="104862" w:themeColor="accent1" w:themeShade="BF"/>
+      <w:color w:val="0F4761" w:themeColor="accent1" w:themeShade="BF"/>
     </w:rPr>
   </w:style>
-  <w:style w:type="character" w:customStyle="1" w:styleId="35">
-    <w:name w:val="Intense Reference"/>
-    <w:basedOn w:val="11"/>
+  <w:style w:type="character" w:customStyle="1" w:styleId="IntenseReference1">
+    <w:name w:val="Intense Reference1"/>
+    <w:basedOn w:val="DefaultParagraphFont"/>
+    <w:uiPriority w:val="32"/>
     <w:qFormat/>
-    <w:uiPriority w:val="32"/>
     <w:rPr>
       <w:b/>
       <w:bCs/>
       <w:smallCaps/>
-      <w:color w:val="104862" w:themeColor="accent1" w:themeShade="BF"/>
+      <w:color w:val="0F4761" w:themeColor="accent1" w:themeShade="BF"/>
       <w:spacing w:val="5"/>
     </w:rPr>
   </w:style>
-  <w:style w:type="character" w:customStyle="1" w:styleId="36">
+  <w:style w:type="character" w:customStyle="1" w:styleId="HeaderChar">
     <w:name w:val="Header Char"/>
-    <w:basedOn w:val="11"/>
-    <w:link w:val="14"/>
+    <w:basedOn w:val="DefaultParagraphFont"/>
+    <w:link w:val="Header"/>
+    <w:uiPriority w:val="99"/>
     <w:qFormat/>
-    <w:uiPriority w:val="99"/>
     <w:rPr>
       <w:kern w:val="0"/>
       <w:sz w:val="22"/>
@@ -3288,12 +3224,12 @@
       <w14:ligatures w14:val="none"/>
     </w:rPr>
   </w:style>
-  <w:style w:type="character" w:customStyle="1" w:styleId="37">
+  <w:style w:type="character" w:customStyle="1" w:styleId="FooterChar">
     <w:name w:val="Footer Char"/>
-    <w:basedOn w:val="11"/>
-    <w:link w:val="13"/>
+    <w:basedOn w:val="DefaultParagraphFont"/>
+    <w:link w:val="Footer"/>
+    <w:uiPriority w:val="99"/>
     <w:qFormat/>
-    <w:uiPriority w:val="99"/>
     <w:rPr>
       <w:kern w:val="0"/>
       <w:sz w:val="22"/>
@@ -3301,13 +3237,13 @@
       <w14:ligatures w14:val="none"/>
     </w:rPr>
   </w:style>
-  <w:style w:type="character" w:customStyle="1" w:styleId="38">
-    <w:name w:val="Unresolved Mention"/>
-    <w:basedOn w:val="11"/>
+  <w:style w:type="character" w:customStyle="1" w:styleId="UnresolvedMention1">
+    <w:name w:val="Unresolved Mention1"/>
+    <w:basedOn w:val="DefaultParagraphFont"/>
+    <w:uiPriority w:val="99"/>
     <w:semiHidden/>
     <w:unhideWhenUsed/>
     <w:qFormat/>
-    <w:uiPriority w:val="99"/>
     <w:rPr>
       <w:color w:val="605E5C"/>
       <w:shd w:val="clear" w:color="auto" w:fill="E1DFDD"/>
@@ -3568,6 +3504,7 @@
     </a:fmtScheme>
   </a:themeElements>
   <a:objectDefaults/>
+  <a:extraClrSchemeLst/>
 </a:theme>
 </file>
 
